--- a/Direct Instruction Scripts/Unit 0 Scripts - Lessons 1-3.docx
+++ b/Direct Instruction Scripts/Unit 0 Scripts - Lessons 1-3.docx
@@ -198,28 +198,21 @@
       <w:r>
         <w:rPr>
           <w:b/>
-          <w:bCs/>
         </w:rPr>
         <w:t>The One-Over-Many check</w:t>
       </w:r>
       <w:r>
+        <w:rPr/>
         <w:t xml:space="preserve"> — </w:t>
       </w:r>
       <w:r>
         <w:rPr>
           <w:b/>
-          <w:bCs/>
-        </w:rPr>
-        <w:t xml:space="preserve">ANSWER · </w:t>
-      </w:r>
-      <w:r>
-        <w:rPr>
-          <w:b/>
-          <w:bCs/>
-        </w:rPr>
-        <w:t>LIST</w:t>
-      </w:r>
-      <w:r>
+        </w:rPr>
+        <w:t>DEFINITION · LIST</w:t>
+      </w:r>
+      <w:r>
+        <w:rPr/>
         <w:t xml:space="preserve"> — Lesson 2</w:t>
       </w:r>
     </w:p>
@@ -247,6 +240,78 @@
       </w:r>
       <w:r>
         <w:t xml:space="preserve"> — Lesson 3</w:t>
+      </w:r>
+    </w:p>
+    <w:p>
+      <w:pPr>
+        <w:spacing w:after="80" w:line="276" w:lineRule="auto"/>
+        <w:ind w:left="504" w:hanging="504"/>
+      </w:pPr>
+      <w:r>
+        <w:rPr>
+          <w:b/>
+        </w:rPr>
+        <w:t>CUES — always name the job before the item. A cue is the question that tells the child which set of labels you want. Say it before every item, without exception, including inside a run of items that are all on the same track. The cue is what makes the item answerable on its own, out of its block — which is how the review lessons use them.</w:t>
+      </w:r>
+    </w:p>
+    <w:p>
+      <w:pPr>
+        <w:spacing w:after="80" w:line="276" w:lineRule="auto"/>
+        <w:ind w:left="504" w:hanging="504"/>
+      </w:pPr>
+      <w:r>
+        <w:rPr>
+          <w:b/>
+        </w:rPr>
+        <w:t>"Which act of the mind?" — one · two · three · none</w:t>
+      </w:r>
+    </w:p>
+    <w:p>
+      <w:pPr>
+        <w:spacing w:after="80" w:line="276" w:lineRule="auto"/>
+        <w:ind w:left="504" w:hanging="504"/>
+      </w:pPr>
+      <w:r>
+        <w:rPr>
+          <w:b/>
+        </w:rPr>
+        <w:t>"Definition or list?" — one of those two</w:t>
+      </w:r>
+    </w:p>
+    <w:p>
+      <w:pPr>
+        <w:spacing w:after="80" w:line="276" w:lineRule="auto"/>
+        <w:ind w:left="504" w:hanging="504"/>
+      </w:pPr>
+      <w:r>
+        <w:rPr>
+          <w:b/>
+        </w:rPr>
+        <w:t>"Test it — good, too wide, or too narrow?" — the verdict on a definition (Lessons 3–8)</w:t>
+      </w:r>
+    </w:p>
+    <w:p>
+      <w:pPr>
+        <w:spacing w:after="80" w:line="276" w:lineRule="auto"/>
+        <w:ind w:left="504" w:hanging="504"/>
+      </w:pPr>
+      <w:r>
+        <w:rPr>
+          <w:b/>
+        </w:rPr>
+        <w:t>"Name the counterexample." — the one left out, or the one let in</w:t>
+      </w:r>
+    </w:p>
+    <w:p>
+      <w:pPr>
+        <w:spacing w:after="80" w:line="276" w:lineRule="auto"/>
+        <w:ind w:left="504" w:hanging="504"/>
+      </w:pPr>
+      <w:r>
+        <w:rPr>
+          <w:b/>
+        </w:rPr>
+        <w:t>How often the cue is said. Inside an announced test sequence that runs on one track — Lesson 1's sort, Lesson 6's twenty predicables — say the cue on the first three items, then on every fourth or so, and always on the last one; also on the first item after any break in the run, and on any item that is itself a question, where the cue is the only thing separating the item from your own asking. Everywhere else — review, guided practice, delayed tests, the spare banks — say it on every single item, even where two of the same kind fall next to each other. Those items get lifted out one at a time, and an item without its cue does not survive being lifted.</w:t>
       </w:r>
     </w:p>
     <w:p>
@@ -2723,7 +2788,7 @@
           <w:b/>
           <w:bCs/>
         </w:rPr>
-        <w:t>How many operations of the mind did that say there are?</w:t>
+        <w:t>Which act of the mind? How many operations of the mind did that say there are?</w:t>
       </w:r>
       <w:r>
         <w:t xml:space="preserve"> (pause, signal) → </w:t>
@@ -2946,7 +3011,7 @@
           <w:b/>
           <w:bCs/>
         </w:rPr>
-        <w:t>Now the short way. When I say an act, you say the number. Grasping what a thing is.</w:t>
+        <w:t>Now the short way. Which act of the mind? When I say an act, you say the number. Grasping what a thing is.</w:t>
       </w:r>
       <w:r>
         <w:t xml:space="preserve"> (pause, signal) → </w:t>
@@ -2968,7 +3033,7 @@
           <w:b/>
           <w:bCs/>
         </w:rPr>
-        <w:t>Putting thoughts together to say true or false.</w:t>
+        <w:t>Which act of the mind? Putting thoughts together to say true or false.</w:t>
       </w:r>
       <w:r>
         <w:t xml:space="preserve"> (pause, signal) → </w:t>
@@ -2990,7 +3055,7 @@
           <w:b/>
           <w:bCs/>
         </w:rPr>
-        <w:t>Reasoning from what we know to what we don't yet know.</w:t>
+        <w:t>Which act of the mind? Reasoning from what we know to what we don't yet know.</w:t>
       </w:r>
       <w:r>
         <w:t xml:space="preserve"> (pause, signal) → </w:t>
@@ -3048,7 +3113,7 @@
           <w:b/>
           <w:bCs/>
         </w:rPr>
-        <w:t>Bread.</w:t>
+        <w:t>Which act of the mind? Bread.</w:t>
       </w:r>
       <w:r>
         <w:t xml:space="preserve">   → </w:t>
@@ -3074,7 +3139,7 @@
           <w:b/>
           <w:bCs/>
         </w:rPr>
-        <w:t>Bread is food.</w:t>
+        <w:t>Which act of the mind? Bread is food.</w:t>
       </w:r>
       <w:r>
         <w:t xml:space="preserve">   → </w:t>
@@ -3100,7 +3165,7 @@
           <w:b/>
           <w:bCs/>
         </w:rPr>
-        <w:t>All food comes from God, so bread comes from God.</w:t>
+        <w:t>Which act of the mind? All food comes from God, so bread comes from God.</w:t>
       </w:r>
       <w:r>
         <w:t xml:space="preserve">   → </w:t>
@@ -3204,7 +3269,7 @@
           <w:b/>
           <w:bCs/>
         </w:rPr>
-        <w:t>Every carpenter uses tools, so Saint Joseph used tools.</w:t>
+        <w:t>Which act of the mind? Every carpenter uses tools, so Saint Joseph used tools.</w:t>
       </w:r>
       <w:r>
         <w:t xml:space="preserve">   → </w:t>
@@ -3282,7 +3347,7 @@
           <w:b/>
           <w:bCs/>
         </w:rPr>
-        <w:t>Every ball in this house is round, so the ball under the couch is round.</w:t>
+        <w:t>Which act of the mind? Every ball in this house is round, so the ball under the couch is round.</w:t>
       </w:r>
       <w:r>
         <w:t xml:space="preserve">   → </w:t>
@@ -3340,7 +3405,7 @@
           <w:b/>
           <w:bCs/>
         </w:rPr>
-        <w:t xml:space="preserve">Are </w:t>
+        <w:t xml:space="preserve">Which act of the mind? Are </w:t>
       </w:r>
       <w:proofErr w:type="gramStart"/>
       <w:r>
@@ -3382,7 +3447,7 @@
           <w:b/>
           <w:bCs/>
         </w:rPr>
-        <w:t>Dogs are animals.</w:t>
+        <w:t>Which act of the mind? Dogs are animals.</w:t>
       </w:r>
       <w:r>
         <w:t xml:space="preserve">   → </w:t>
@@ -3408,7 +3473,7 @@
           <w:b/>
           <w:bCs/>
         </w:rPr>
-        <w:t>Sit!</w:t>
+        <w:t>Which act of the mind? Sit!</w:t>
       </w:r>
       <w:r>
         <w:t xml:space="preserve">   → </w:t>
@@ -3460,7 +3525,7 @@
           <w:b/>
           <w:bCs/>
         </w:rPr>
-        <w:t>Is Grandmother kind?</w:t>
+        <w:t>Which act of the mind? Is Grandmother kind?</w:t>
       </w:r>
       <w:r>
         <w:t xml:space="preserve">   → </w:t>
@@ -3538,7 +3603,7 @@
           <w:b/>
           <w:bCs/>
         </w:rPr>
-        <w:t>Bread.</w:t>
+        <w:t>Which act of the mind? Bread.</w:t>
       </w:r>
       <w:r>
         <w:t xml:space="preserve">   → </w:t>
@@ -3974,6 +4039,9 @@
         <w:t xml:space="preserve">CORRECTION — student says ONE for a short statement ("Bread is food." → </w:t>
       </w:r>
       <w:r>
+        <w:rPr>
+          <w:i/>
+        </w:rPr>
         <w:t>One</w:t>
       </w:r>
       <w:r>
@@ -4141,7 +4209,7 @@
           <w:b/>
           <w:bCs/>
         </w:rPr>
-        <w:t>Stop. Listen for the word "so." When you hear "so," we started from something we knew and got somewhere new. That is act three. My turn: All food comes from God, so bread comes from God — three. Your turn.</w:t>
+        <w:t>Which act of the mind? Stop. Listen for the word "so." When you hear "so," we started from something we knew and got somewhere new. That is act three. My turn: All food comes from God, so bread comes from God — three. Your turn.</w:t>
       </w:r>
       <w:r>
         <w:t xml:space="preserve"> (Repeat item.) → </w:t>
@@ -4234,7 +4302,7 @@
           <w:b/>
           <w:bCs/>
         </w:rPr>
-        <w:t>Everybody. Cat.</w:t>
+        <w:t>Everybody. Which act of the mind? Cat.</w:t>
       </w:r>
       <w:r>
         <w:t xml:space="preserve"> (pause, signal) → </w:t>
@@ -4278,7 +4346,7 @@
           <w:b/>
           <w:bCs/>
         </w:rPr>
-        <w:t>Everybody. Cats have whiskers.</w:t>
+        <w:t>Everybody. Which act of the mind? Cats have whiskers.</w:t>
       </w:r>
       <w:r>
         <w:t xml:space="preserve"> (pause, signal) → </w:t>
@@ -4300,7 +4368,7 @@
           <w:b/>
           <w:bCs/>
         </w:rPr>
-        <w:t>(9). Is the cat asleep?</w:t>
+        <w:t>(9). Which act of the mind? Is the cat asleep?</w:t>
       </w:r>
       <w:r>
         <w:t xml:space="preserve"> → </w:t>
@@ -4344,7 +4412,7 @@
           <w:b/>
           <w:bCs/>
         </w:rPr>
-        <w:t xml:space="preserve">(12). Every animal </w:t>
+        <w:t xml:space="preserve">(12). Which act of the mind? Every animal </w:t>
       </w:r>
       <w:proofErr w:type="gramStart"/>
       <w:r>
@@ -4404,7 +4472,7 @@
           <w:b/>
           <w:bCs/>
         </w:rPr>
-        <w:t>Everybody. Soccer.</w:t>
+        <w:t>Everybody. Which act of the mind? Soccer.</w:t>
       </w:r>
       <w:r>
         <w:t xml:space="preserve"> (pause, signal) → </w:t>
@@ -4426,7 +4494,7 @@
           <w:b/>
           <w:bCs/>
         </w:rPr>
-        <w:t>Everybody. Soccer is a sport.</w:t>
+        <w:t>Everybody. Which act of the mind? Soccer is a sport.</w:t>
       </w:r>
       <w:r>
         <w:t xml:space="preserve"> (pause, signal) → </w:t>
@@ -4470,7 +4538,7 @@
           <w:b/>
           <w:bCs/>
         </w:rPr>
-        <w:t>Everybody. Close the door!</w:t>
+        <w:t>Everybody. Which act of the mind? Close the door!</w:t>
       </w:r>
       <w:r>
         <w:t xml:space="preserve"> (pause, signal) → </w:t>
@@ -4514,7 +4582,7 @@
           <w:b/>
           <w:bCs/>
         </w:rPr>
-        <w:t>Everybody. The door is closed.</w:t>
+        <w:t>Everybody. Which act of the mind? The door is closed.</w:t>
       </w:r>
       <w:r>
         <w:t xml:space="preserve"> (pause, signal) → </w:t>
@@ -4697,7 +4765,7 @@
           <w:b/>
           <w:bCs/>
         </w:rPr>
-        <w:t>Everybody. Dog.</w:t>
+        <w:t>Everybody. Which act of the mind? Dog.</w:t>
       </w:r>
       <w:r>
         <w:t xml:space="preserve"> (pause, signal) → </w:t>
@@ -4719,7 +4787,7 @@
           <w:b/>
           <w:bCs/>
         </w:rPr>
-        <w:t>Everybody. Dogs bark.</w:t>
+        <w:t>Everybody. Which act of the mind? Dogs bark.</w:t>
       </w:r>
       <w:r>
         <w:t xml:space="preserve"> (pause, signal) → </w:t>
@@ -4741,7 +4809,7 @@
           <w:b/>
           <w:bCs/>
         </w:rPr>
-        <w:t>Everybody. Is the dog outside?</w:t>
+        <w:t>Everybody. Which act of the mind? Is the dog outside?</w:t>
       </w:r>
       <w:r>
         <w:t xml:space="preserve"> (pause, signal) → </w:t>
@@ -4763,7 +4831,7 @@
           <w:b/>
           <w:bCs/>
         </w:rPr>
-        <w:t>Everybody. All animals move themselves, so dogs move themselves.</w:t>
+        <w:t>Everybody. Which act of the mind? All animals move themselves, so dogs move themselves.</w:t>
       </w:r>
       <w:r>
         <w:t xml:space="preserve"> (pause, signal) → </w:t>
@@ -4785,7 +4853,7 @@
           <w:b/>
           <w:bCs/>
         </w:rPr>
-        <w:t>(9). Sit!</w:t>
+        <w:t>(9). Which act of the mind? Sit!</w:t>
       </w:r>
       <w:r>
         <w:t xml:space="preserve"> → </w:t>
@@ -5501,7 +5569,7 @@
           <w:b/>
           <w:bCs/>
         </w:rPr>
-        <w:t>Fish.</w:t>
+        <w:t>Which act of the mind? Fish.</w:t>
       </w:r>
       <w:r>
         <w:t xml:space="preserve"> → </w:t>
@@ -5521,7 +5589,7 @@
           <w:b/>
           <w:bCs/>
         </w:rPr>
-        <w:t>Fish swim.</w:t>
+        <w:t>Which act of the mind? Fish swim.</w:t>
       </w:r>
       <w:r>
         <w:t xml:space="preserve"> → </w:t>
@@ -5541,7 +5609,7 @@
           <w:b/>
           <w:bCs/>
         </w:rPr>
-        <w:t>River.</w:t>
+        <w:t>Which act of the mind? River.</w:t>
       </w:r>
       <w:r>
         <w:t xml:space="preserve"> → </w:t>
@@ -5561,7 +5629,7 @@
           <w:b/>
           <w:bCs/>
         </w:rPr>
-        <w:t>The river is cold.</w:t>
+        <w:t>Which act of the mind? The river is cold.</w:t>
       </w:r>
       <w:r>
         <w:t xml:space="preserve"> → </w:t>
@@ -5581,7 +5649,7 @@
           <w:b/>
           <w:bCs/>
         </w:rPr>
-        <w:t>Knife.</w:t>
+        <w:t>Which act of the mind? Knife.</w:t>
       </w:r>
       <w:r>
         <w:t xml:space="preserve"> → </w:t>
@@ -5601,7 +5669,7 @@
           <w:b/>
           <w:bCs/>
         </w:rPr>
-        <w:t>The knife is sharp.</w:t>
+        <w:t>Which act of the mind? The knife is sharp.</w:t>
       </w:r>
       <w:r>
         <w:t xml:space="preserve"> → </w:t>
@@ -5621,7 +5689,7 @@
           <w:b/>
           <w:bCs/>
         </w:rPr>
-        <w:t>Sunday.</w:t>
+        <w:t>Which act of the mind? Sunday.</w:t>
       </w:r>
       <w:r>
         <w:t xml:space="preserve"> → </w:t>
@@ -5641,7 +5709,7 @@
           <w:b/>
           <w:bCs/>
         </w:rPr>
-        <w:t>Sunday is a day of rest.</w:t>
+        <w:t>Which act of the mind? Sunday is a day of rest.</w:t>
       </w:r>
       <w:r>
         <w:t xml:space="preserve"> → </w:t>
@@ -5661,7 +5729,7 @@
           <w:b/>
           <w:bCs/>
         </w:rPr>
-        <w:t>Saint Peter.</w:t>
+        <w:t>Which act of the mind? Saint Peter.</w:t>
       </w:r>
       <w:r>
         <w:t xml:space="preserve"> → </w:t>
@@ -5681,7 +5749,7 @@
           <w:b/>
           <w:bCs/>
         </w:rPr>
-        <w:t>Saint Peter was a fisherman.</w:t>
+        <w:t>Which act of the mind? Saint Peter was a fisherman.</w:t>
       </w:r>
       <w:r>
         <w:t xml:space="preserve"> → </w:t>
@@ -5701,7 +5769,7 @@
           <w:b/>
           <w:bCs/>
         </w:rPr>
-        <w:t xml:space="preserve">Every fish </w:t>
+        <w:t xml:space="preserve">Which act of the mind? Every fish </w:t>
       </w:r>
       <w:proofErr w:type="gramStart"/>
       <w:r>
@@ -5737,7 +5805,7 @@
           <w:b/>
           <w:bCs/>
         </w:rPr>
-        <w:t>All fishermen use boats, so Saint Peter used a boat.</w:t>
+        <w:t>Which act of the mind? All fishermen use boats, so Saint Peter used a boat.</w:t>
       </w:r>
       <w:r>
         <w:t xml:space="preserve"> → </w:t>
@@ -5757,7 +5825,7 @@
           <w:b/>
           <w:bCs/>
         </w:rPr>
-        <w:t>All sharp things can cut, a knife is sharp, so a knife can cut.</w:t>
+        <w:t>Which act of the mind? All sharp things can cut, a knife is sharp, so a knife can cut.</w:t>
       </w:r>
       <w:r>
         <w:t xml:space="preserve"> → </w:t>
@@ -5789,7 +5857,7 @@
           <w:b/>
           <w:bCs/>
         </w:rPr>
-        <w:t>Do fish swim?</w:t>
+        <w:t>Which act of the mind? Do fish swim?</w:t>
       </w:r>
       <w:r>
         <w:t xml:space="preserve"> → </w:t>
@@ -5809,7 +5877,7 @@
           <w:b/>
           <w:bCs/>
         </w:rPr>
-        <w:t>Swim!</w:t>
+        <w:t>Which act of the mind? Swim!</w:t>
       </w:r>
       <w:r>
         <w:t xml:space="preserve"> → </w:t>
@@ -5829,7 +5897,7 @@
           <w:b/>
           <w:bCs/>
         </w:rPr>
-        <w:t>Is the river cold?</w:t>
+        <w:t>Which act of the mind? Is the river cold?</w:t>
       </w:r>
       <w:r>
         <w:t xml:space="preserve"> → </w:t>
@@ -5849,7 +5917,7 @@
           <w:b/>
           <w:bCs/>
         </w:rPr>
-        <w:t>Is the knife sharp?</w:t>
+        <w:t>Which act of the mind? Is the knife sharp?</w:t>
       </w:r>
       <w:r>
         <w:t xml:space="preserve"> → </w:t>
@@ -5869,7 +5937,7 @@
           <w:b/>
           <w:bCs/>
         </w:rPr>
-        <w:t>Was Saint Peter a fisherman?</w:t>
+        <w:t>Which act of the mind? Was Saint Peter a fisherman?</w:t>
       </w:r>
       <w:r>
         <w:t xml:space="preserve"> → </w:t>
@@ -5889,7 +5957,7 @@
           <w:b/>
           <w:bCs/>
         </w:rPr>
-        <w:t>Catch a fish!</w:t>
+        <w:t>Which act of the mind? Catch a fish!</w:t>
       </w:r>
       <w:r>
         <w:t xml:space="preserve"> → </w:t>
@@ -5929,7 +5997,7 @@
           <w:b/>
           <w:bCs/>
         </w:rPr>
-        <w:t>Be kind!</w:t>
+        <w:t>Which act of the mind? Be kind!</w:t>
       </w:r>
       <w:r>
         <w:t xml:space="preserve"> → </w:t>
@@ -5971,7 +6039,7 @@
           <w:b/>
           <w:bCs/>
         </w:rPr>
-        <w:t>Ball.</w:t>
+        <w:t>Which act of the mind? Ball.</w:t>
       </w:r>
       <w:r>
         <w:t xml:space="preserve"> → </w:t>
@@ -5991,7 +6059,7 @@
           <w:b/>
           <w:bCs/>
         </w:rPr>
-        <w:t>The ball is red.</w:t>
+        <w:t>Which act of the mind? The ball is red.</w:t>
       </w:r>
       <w:r>
         <w:t xml:space="preserve"> → </w:t>
@@ -6011,7 +6079,7 @@
           <w:b/>
           <w:bCs/>
         </w:rPr>
-        <w:t>Throw the ball!</w:t>
+        <w:t>Which act of the mind? Throw the ball!</w:t>
       </w:r>
       <w:r>
         <w:t xml:space="preserve"> → </w:t>
@@ -6031,7 +6099,7 @@
           <w:b/>
           <w:bCs/>
         </w:rPr>
-        <w:t>Every ball here is round, so this ball is round.</w:t>
+        <w:t>Which act of the mind? Every ball here is round, so this ball is round.</w:t>
       </w:r>
       <w:r>
         <w:t xml:space="preserve"> → </w:t>
@@ -6704,13 +6772,11 @@
       </w:r>
       <w:proofErr w:type="gramEnd"/>
       <w:r>
-        <w:t xml:space="preserve"> sentences and the ANSWER / </w:t>
-      </w:r>
-      <w:r>
-        <w:t>LIST</w:t>
-      </w:r>
-      <w:r>
-        <w:t xml:space="preserve"> box. No cards, no app today. (If you have a picture of bees or honeycomb, have it ready — optional.)</w:t>
+        <w:t xml:space="preserve"> sentences and the DEFINITION / LIST box</w:t>
+      </w:r>
+      <w:r/>
+      <w:r>
+        <w:t>. No cards, no app today. (If you have a picture of bees or honeycomb, have it ready — optional.)</w:t>
       </w:r>
     </w:p>
     <w:p>
@@ -7060,7 +7126,7 @@
           <w:b/>
           <w:bCs/>
         </w:rPr>
-        <w:t>Honey.</w:t>
+        <w:t>Which act of the mind? Honey.</w:t>
       </w:r>
       <w:r>
         <w:t xml:space="preserve">   → </w:t>
@@ -7086,7 +7152,7 @@
           <w:b/>
           <w:bCs/>
         </w:rPr>
-        <w:t>Honey is sweet.</w:t>
+        <w:t>Which act of the mind? Honey is sweet.</w:t>
       </w:r>
       <w:r>
         <w:t xml:space="preserve">   → </w:t>
@@ -7112,7 +7178,7 @@
           <w:b/>
           <w:bCs/>
         </w:rPr>
-        <w:t>Is honey sweet?</w:t>
+        <w:t>Which act of the mind? Is honey sweet?</w:t>
       </w:r>
       <w:r>
         <w:t xml:space="preserve">   → </w:t>
@@ -7138,7 +7204,7 @@
           <w:b/>
           <w:bCs/>
         </w:rPr>
-        <w:t>Every bee makes wax, so this bee makes wax.</w:t>
+        <w:t>Which act of the mind? Every bee makes wax, so this bee makes wax.</w:t>
       </w:r>
       <w:r>
         <w:t xml:space="preserve">   → </w:t>
@@ -7164,7 +7230,7 @@
           <w:b/>
           <w:bCs/>
         </w:rPr>
-        <w:t>Mother.</w:t>
+        <w:t>Which act of the mind? Mother.</w:t>
       </w:r>
       <w:r>
         <w:t xml:space="preserve">   → </w:t>
@@ -7190,7 +7256,7 @@
           <w:b/>
           <w:bCs/>
         </w:rPr>
-        <w:t>Wash your hands!</w:t>
+        <w:t>Which act of the mind? Wash your hands!</w:t>
       </w:r>
       <w:r>
         <w:t xml:space="preserve">   → </w:t>
@@ -7216,7 +7282,7 @@
           <w:b/>
           <w:bCs/>
         </w:rPr>
-        <w:t>My shoes are wet.</w:t>
+        <w:t>Which act of the mind? My shoes are wet.</w:t>
       </w:r>
       <w:r>
         <w:t xml:space="preserve">   → </w:t>
@@ -7242,7 +7308,7 @@
           <w:b/>
           <w:bCs/>
         </w:rPr>
-        <w:t>All shoes wear out, so my shoes will wear out.</w:t>
+        <w:t>Which act of the mind? All shoes wear out, so my shoes will wear out.</w:t>
       </w:r>
       <w:r>
         <w:t xml:space="preserve">   → </w:t>
@@ -7268,7 +7334,7 @@
           <w:b/>
           <w:bCs/>
         </w:rPr>
-        <w:t>Get the hammer!</w:t>
+        <w:t>Which act of the mind? Get the hammer!</w:t>
       </w:r>
       <w:r>
         <w:t xml:space="preserve">   → </w:t>
@@ -7294,7 +7360,7 @@
           <w:b/>
           <w:bCs/>
         </w:rPr>
-        <w:t>The hammer is a tool.</w:t>
+        <w:t>Which act of the mind? The hammer is a tool.</w:t>
       </w:r>
       <w:r>
         <w:t xml:space="preserve">   → </w:t>
@@ -7785,21 +7851,21 @@
           <w:b/>
           <w:bCs/>
         </w:rPr>
-        <w:t>List</w:t>
-      </w:r>
-      <w:r>
-        <w:rPr>
-          <w:b/>
-          <w:bCs/>
-        </w:rPr>
-        <w:t xml:space="preserve"> is what</w:t>
-      </w:r>
-      <w:r>
-        <w:rPr>
-          <w:b/>
-          <w:bCs/>
-        </w:rPr>
-        <w:t>, one or a few or a lot</w:t>
+        <w:t>list</w:t>
+      </w:r>
+      <w:r>
+        <w:rPr>
+          <w:b/>
+          <w:bCs/>
+        </w:rPr>
+        <w:t xml:space="preserve"> is one answer</w:t>
+      </w:r>
+      <w:r>
+        <w:rPr>
+          <w:b/>
+          <w:bCs/>
+        </w:rPr>
+        <w:t>, or many</w:t>
       </w:r>
       <w:r>
         <w:rPr>
@@ -7816,7 +7882,7 @@
           <w:i/>
           <w:iCs/>
         </w:rPr>
-        <w:t>A lot of bees.</w:t>
+        <w:t>Many.</w:t>
       </w:r>
     </w:p>
     <w:p>
@@ -9328,7 +9394,7 @@
           <w:b/>
           <w:bCs/>
         </w:rPr>
-        <w:t>What is a bird? — A bird is an animal with feathers.</w:t>
+        <w:t>Definition or list? What is a bird? — A bird is an animal with feathers.</w:t>
       </w:r>
       <w:r>
         <w:t xml:space="preserve">   → </w:t>
@@ -9361,7 +9427,7 @@
           <w:b/>
           <w:bCs/>
         </w:rPr>
-        <w:t>What is a bird? — A bird is a robin, a crow, and a duck.</w:t>
+        <w:t>Definition or list? What is a bird? — A bird is a robin, a crow, and a duck.</w:t>
       </w:r>
       <w:r>
         <w:t xml:space="preserve">   → </w:t>
@@ -9394,7 +9460,7 @@
           <w:b/>
           <w:bCs/>
         </w:rPr>
-        <w:t>What is a shoe? — A shoe is a covering for the foot.</w:t>
+        <w:t>Definition or list? What is a shoe? — A shoe is a covering for the foot.</w:t>
       </w:r>
       <w:r>
         <w:t xml:space="preserve">   → </w:t>
@@ -9512,7 +9578,7 @@
           <w:b/>
           <w:bCs/>
         </w:rPr>
-        <w:t>What is a tool? — A tool is a thing we make to help us work.</w:t>
+        <w:t>Definition or list? What is a tool? — A tool is a thing we make to help us work.</w:t>
       </w:r>
       <w:r>
         <w:t xml:space="preserve">   → </w:t>
@@ -9677,7 +9743,7 @@
           <w:b/>
           <w:bCs/>
         </w:rPr>
-        <w:t>What is a dog? — A dog is an animal that barks.</w:t>
+        <w:t>Definition or list? What is a dog? — A dog is an animal that barks.</w:t>
       </w:r>
       <w:r>
         <w:t xml:space="preserve">   → </w:t>
@@ -9743,7 +9809,7 @@
           <w:b/>
           <w:bCs/>
         </w:rPr>
-        <w:t>What is virtue? — Virtue is being good.</w:t>
+        <w:t>Definition or list? What is virtue? — Virtue is being good.</w:t>
       </w:r>
       <w:r>
         <w:t xml:space="preserve">   → </w:t>
@@ -10090,21 +10156,20 @@
           <w:b/>
           <w:bCs/>
         </w:rPr>
-        <w:t xml:space="preserve">Then it is an answer. It may be a bad one. </w:t>
-      </w:r>
-      <w:r>
-        <w:rPr>
-          <w:b/>
-          <w:bCs/>
-        </w:rPr>
-        <w:t>LIST</w:t>
-      </w:r>
-      <w:r>
-        <w:rPr>
-          <w:b/>
-          <w:bCs/>
-        </w:rPr>
-        <w:t xml:space="preserve"> means I gave you a pile of examples instead of an answer. My turn: a bird is an animal that flies — answer. Your turn.</w:t>
+        <w:t>Then it is a definition. It may be a bad one. LIST means I gave you a pile of examples instead of a definition. My turn: a bird is an animal that flies — definition.</w:t>
+      </w:r>
+      <w:r>
+        <w:rPr>
+          <w:b/>
+          <w:bCs/>
+        </w:rPr>
+      </w:r>
+      <w:r>
+        <w:rPr>
+          <w:b/>
+          <w:bCs/>
+        </w:rPr>
+        <w:t xml:space="preserve"> Your turn.</w:t>
       </w:r>
       <w:r>
         <w:t xml:space="preserve"> (Repeat item 11.) → </w:t>
@@ -10112,9 +10177,14 @@
       <w:r>
         <w:rPr>
           <w:i/>
-          <w:iCs/>
-        </w:rPr>
-        <w:t>Answer.</w:t>
+        </w:rPr>
+        <w:t>Definition.</w:t>
+      </w:r>
+      <w:r>
+        <w:rPr>
+          <w:i/>
+          <w:iCs/>
+        </w:rPr>
       </w:r>
       <w:r>
         <w:t xml:space="preserve"> (Repeat item 2.) → </w:t>
@@ -10139,9 +10209,14 @@
       <w:r>
         <w:rPr>
           <w:i/>
-          <w:iCs/>
-        </w:rPr>
-        <w:t>Answer.</w:t>
+        </w:rPr>
+        <w:t>Definition.</w:t>
+      </w:r>
+      <w:r>
+        <w:rPr>
+          <w:i/>
+          <w:iCs/>
+        </w:rPr>
       </w:r>
       <w:r>
         <w:t xml:space="preserve"> </w:t>
@@ -10276,21 +10351,19 @@
           <w:i/>
           <w:iCs/>
         </w:rPr>
-        <w:t xml:space="preserve">That is a </w:t>
-      </w:r>
-      <w:r>
-        <w:rPr>
-          <w:i/>
-          <w:iCs/>
-        </w:rPr>
-        <w:t>List</w:t>
-      </w:r>
-      <w:r>
-        <w:rPr>
-          <w:i/>
-          <w:iCs/>
-        </w:rPr>
-        <w:t>, not an answer.</w:t>
+        <w:t>That is a list, not a definition.</w:t>
+      </w:r>
+      <w:r>
+        <w:rPr>
+          <w:i/>
+          <w:iCs/>
+        </w:rPr>
+      </w:r>
+      <w:r>
+        <w:rPr>
+          <w:i/>
+          <w:iCs/>
+        </w:rPr>
       </w:r>
       <w:r>
         <w:t xml:space="preserve"> </w:t>
@@ -10430,13 +10503,11 @@
         <w:spacing w:after="120" w:line="276" w:lineRule="auto"/>
       </w:pPr>
       <w:r>
-        <w:t>(Weave today's ANSWER/</w:t>
-      </w:r>
-      <w:r>
-        <w:t>LIST</w:t>
-      </w:r>
-      <w:r>
-        <w:t xml:space="preserve"> with yesterday's three acts. Alternate deliberately — the students should not be able to predict which track is coming.)</w:t>
+        <w:t>(Weave today's DEFINITION/LIST with</w:t>
+      </w:r>
+      <w:r/>
+      <w:r>
+        <w:t xml:space="preserve"> yesterday's three acts. Alternate deliberately — the students should not be able to predict which track is coming.)</w:t>
       </w:r>
     </w:p>
     <w:p>
@@ -10464,7 +10535,66 @@
           <w:b/>
           <w:bCs/>
         </w:rPr>
-        <w:t>What is a fish? — A fish is an animal that lives in water.</w:t>
+        <w:t>Everybody. Definition or list? What is a fish? — A fish is an animal that lives in water.</w:t>
+      </w:r>
+      <w:r>
+        <w:rPr>
+          <w:b/>
+          <w:bCs/>
+        </w:rPr>
+      </w:r>
+      <w:r>
+        <w:rPr>
+          <w:b/>
+          <w:bCs/>
+        </w:rPr>
+      </w:r>
+      <w:r>
+        <w:rPr>
+          <w:b/>
+          <w:bCs/>
+        </w:rPr>
+      </w:r>
+      <w:r>
+        <w:t xml:space="preserve"> (pause, signal) → </w:t>
+      </w:r>
+      <w:r>
+        <w:rPr>
+          <w:i/>
+        </w:rPr>
+        <w:t>Definition.</w:t>
+      </w:r>
+      <w:r>
+        <w:rPr>
+          <w:i/>
+          <w:iCs/>
+        </w:rPr>
+      </w:r>
+    </w:p>
+    <w:p>
+      <w:pPr>
+        <w:spacing w:after="120" w:line="276" w:lineRule="auto"/>
+      </w:pPr>
+      <w:r>
+        <w:rPr>
+          <w:b/>
+          <w:bCs/>
+        </w:rPr>
+        <w:t>Everybody. Which act of the mind? Fish.</w:t>
+      </w:r>
+      <w:proofErr w:type="gramStart"/>
+      <w:r>
+        <w:rPr>
+          <w:b/>
+          <w:bCs/>
+        </w:rPr>
+      </w:r>
+      <w:proofErr w:type="gramEnd"/>
+      <w:r>
+        <w:rPr>
+          <w:b/>
+          <w:bCs/>
+        </w:rPr>
       </w:r>
       <w:r>
         <w:rPr>
@@ -10474,20 +10604,6 @@
         <w:t xml:space="preserve"> </w:t>
       </w:r>
       <w:r>
-        <w:rPr>
-          <w:b/>
-          <w:bCs/>
-        </w:rPr>
-        <w:t xml:space="preserve">Everybody. </w:t>
-      </w:r>
-      <w:r>
-        <w:rPr>
-          <w:b/>
-          <w:bCs/>
-        </w:rPr>
-        <w:t>Definition or list?</w:t>
-      </w:r>
-      <w:r>
         <w:t xml:space="preserve"> (pause, signal) → </w:t>
       </w:r>
       <w:r>
@@ -10495,19 +10611,19 @@
           <w:i/>
           <w:iCs/>
         </w:rPr>
-        <w:t>Answer.</w:t>
-      </w:r>
-    </w:p>
-    <w:p>
-      <w:pPr>
-        <w:spacing w:after="120" w:line="276" w:lineRule="auto"/>
-      </w:pPr>
-      <w:r>
-        <w:rPr>
-          <w:b/>
-          <w:bCs/>
-        </w:rPr>
-        <w:t xml:space="preserve">There are three acts of the mind. Is this act one, two, or three? </w:t>
+        <w:t>One.</w:t>
+      </w:r>
+    </w:p>
+    <w:p>
+      <w:pPr>
+        <w:spacing w:after="120" w:line="276" w:lineRule="auto"/>
+      </w:pPr>
+      <w:r>
+        <w:rPr>
+          <w:b/>
+          <w:bCs/>
+        </w:rPr>
+        <w:t xml:space="preserve">Everybody. Definition or list? What is a fish? — A fish is </w:t>
       </w:r>
       <w:proofErr w:type="gramStart"/>
       <w:r>
@@ -10515,7 +10631,7 @@
           <w:b/>
           <w:bCs/>
         </w:rPr>
-        <w:t>Everybody</w:t>
+        <w:t>a</w:t>
       </w:r>
       <w:proofErr w:type="gramEnd"/>
       <w:r>
@@ -10523,8 +10639,313 @@
           <w:b/>
           <w:bCs/>
         </w:rPr>
-        <w:t>. Fish.</w:t>
-      </w:r>
+        <w:t xml:space="preserve"> trout, </w:t>
+      </w:r>
+      <w:proofErr w:type="gramStart"/>
+      <w:r>
+        <w:rPr>
+          <w:b/>
+          <w:bCs/>
+        </w:rPr>
+        <w:t>a</w:t>
+      </w:r>
+      <w:proofErr w:type="gramEnd"/>
+      <w:r>
+        <w:rPr>
+          <w:b/>
+          <w:bCs/>
+        </w:rPr>
+        <w:t xml:space="preserve"> salmon, and a carp.</w:t>
+      </w:r>
+      <w:r>
+        <w:t xml:space="preserve"> (pause, signal) → </w:t>
+      </w:r>
+      <w:r>
+        <w:rPr>
+          <w:i/>
+          <w:iCs/>
+        </w:rPr>
+        <w:t>List</w:t>
+      </w:r>
+      <w:r>
+        <w:rPr>
+          <w:i/>
+          <w:iCs/>
+        </w:rPr>
+        <w:t>.</w:t>
+      </w:r>
+    </w:p>
+    <w:p>
+      <w:pPr>
+        <w:spacing w:after="120" w:line="276" w:lineRule="auto"/>
+      </w:pPr>
+      <w:r>
+        <w:rPr>
+          <w:b/>
+          <w:bCs/>
+        </w:rPr>
+        <w:t xml:space="preserve">(9). Say </w:t>
+      </w:r>
+      <w:r>
+        <w:rPr>
+          <w:b/>
+          <w:bCs/>
+        </w:rPr>
+        <w:t>it as a</w:t>
+      </w:r>
+      <w:r>
+        <w:rPr>
+          <w:b/>
+          <w:bCs/>
+        </w:rPr>
+        <w:t xml:space="preserve"> sentence.</w:t>
+      </w:r>
+      <w:r>
+        <w:t xml:space="preserve"> → </w:t>
+      </w:r>
+      <w:r>
+        <w:rPr>
+          <w:i/>
+          <w:iCs/>
+        </w:rPr>
+        <w:t xml:space="preserve">That is a </w:t>
+      </w:r>
+      <w:r>
+        <w:rPr>
+          <w:i/>
+          <w:iCs/>
+        </w:rPr>
+        <w:t>list</w:t>
+      </w:r>
+      <w:r>
+        <w:rPr>
+          <w:i/>
+          <w:iCs/>
+        </w:rPr>
+        <w:t xml:space="preserve">, not a </w:t>
+      </w:r>
+      <w:r>
+        <w:rPr>
+          <w:i/>
+          <w:iCs/>
+        </w:rPr>
+        <w:t>definition</w:t>
+      </w:r>
+      <w:r>
+        <w:rPr>
+          <w:i/>
+          <w:iCs/>
+        </w:rPr>
+        <w:t>.</w:t>
+      </w:r>
+    </w:p>
+    <w:p>
+      <w:pPr>
+        <w:spacing w:after="120" w:line="276" w:lineRule="auto"/>
+      </w:pPr>
+      <w:r>
+        <w:rPr>
+          <w:b/>
+          <w:bCs/>
+        </w:rPr>
+        <w:t>Everybody. Which act of the mind? Fish swim.</w:t>
+      </w:r>
+      <w:r>
+        <w:t xml:space="preserve"> (pause, signal) → </w:t>
+      </w:r>
+      <w:r>
+        <w:rPr>
+          <w:i/>
+          <w:iCs/>
+        </w:rPr>
+        <w:t>Two.</w:t>
+      </w:r>
+    </w:p>
+    <w:p>
+      <w:pPr>
+        <w:spacing w:after="120" w:line="276" w:lineRule="auto"/>
+      </w:pPr>
+      <w:r>
+        <w:rPr>
+          <w:b/>
+          <w:bCs/>
+        </w:rPr>
+        <w:t>Everybody. Definition or list? What is a sport? — A sport is soccer, baseball, and tennis.</w:t>
+      </w:r>
+      <w:r>
+        <w:t xml:space="preserve"> (pause, signal) → </w:t>
+      </w:r>
+      <w:r>
+        <w:rPr>
+          <w:i/>
+          <w:iCs/>
+        </w:rPr>
+        <w:t>List</w:t>
+      </w:r>
+      <w:r>
+        <w:rPr>
+          <w:i/>
+          <w:iCs/>
+        </w:rPr>
+        <w:t>.</w:t>
+      </w:r>
+    </w:p>
+    <w:p>
+      <w:pPr>
+        <w:spacing w:after="120" w:line="276" w:lineRule="auto"/>
+      </w:pPr>
+      <w:r>
+        <w:rPr>
+          <w:b/>
+          <w:bCs/>
+        </w:rPr>
+        <w:t>Everybody. Which act of the mind? Is a fish an animal?</w:t>
+      </w:r>
+      <w:r>
+        <w:t xml:space="preserve"> (pause, signal) → </w:t>
+      </w:r>
+      <w:r>
+        <w:rPr>
+          <w:i/>
+          <w:iCs/>
+        </w:rPr>
+        <w:t>None.</w:t>
+      </w:r>
+    </w:p>
+    <w:p>
+      <w:pPr>
+        <w:spacing w:after="120" w:line="276" w:lineRule="auto"/>
+      </w:pPr>
+      <w:r>
+        <w:rPr>
+          <w:b/>
+          <w:bCs/>
+        </w:rPr>
+        <w:t>Everybody. Definition or list? What is a sport? — A sport is a game with rules and a score.</w:t>
+      </w:r>
+      <w:r>
+        <w:t xml:space="preserve"> (pause, signal) → </w:t>
+      </w:r>
+      <w:r>
+        <w:rPr>
+          <w:i/>
+          <w:iCs/>
+        </w:rPr>
+        <w:t>Definition</w:t>
+      </w:r>
+      <w:r>
+        <w:rPr>
+          <w:i/>
+          <w:iCs/>
+        </w:rPr>
+        <w:t>.</w:t>
+      </w:r>
+    </w:p>
+    <w:p>
+      <w:pPr>
+        <w:spacing w:after="120" w:line="276" w:lineRule="auto"/>
+      </w:pPr>
+      <w:r>
+        <w:rPr>
+          <w:b/>
+          <w:bCs/>
+        </w:rPr>
+        <w:t>(12). Definition or list? What is a game? — A game is soccer, chess, and tag.</w:t>
+      </w:r>
+      <w:r>
+        <w:t xml:space="preserve"> → </w:t>
+      </w:r>
+      <w:r>
+        <w:rPr>
+          <w:i/>
+          <w:iCs/>
+        </w:rPr>
+        <w:t>List</w:t>
+      </w:r>
+      <w:r>
+        <w:rPr>
+          <w:i/>
+          <w:iCs/>
+        </w:rPr>
+        <w:t>.</w:t>
+      </w:r>
+    </w:p>
+    <w:p>
+      <w:pPr>
+        <w:spacing w:after="120" w:line="276" w:lineRule="auto"/>
+      </w:pPr>
+      <w:r>
+        <w:rPr>
+          <w:b/>
+          <w:bCs/>
+        </w:rPr>
+        <w:t>Everybody. What is logic?</w:t>
+      </w:r>
+      <w:r>
+        <w:t xml:space="preserve"> (pause, signal) → </w:t>
+      </w:r>
+      <w:r>
+        <w:rPr>
+          <w:i/>
+          <w:iCs/>
+        </w:rPr>
+        <w:t>Logic is the art of reasoning well.</w:t>
+      </w:r>
+    </w:p>
+    <w:p>
+      <w:pPr>
+        <w:spacing w:after="120" w:line="276" w:lineRule="auto"/>
+      </w:pPr>
+      <w:r>
+        <w:rPr>
+          <w:b/>
+          <w:bCs/>
+        </w:rPr>
+        <w:t>Everybody. Definition or list? What is a knife? — A knife is a tool with a blade for cutting.</w:t>
+      </w:r>
+      <w:r>
+        <w:t xml:space="preserve"> (pause, signal) → </w:t>
+      </w:r>
+      <w:r>
+        <w:rPr>
+          <w:i/>
+        </w:rPr>
+        <w:t>Definition</w:t>
+      </w:r>
+      <w:r>
+        <w:rPr>
+          <w:i/>
+          <w:iCs/>
+        </w:rPr>
+        <w:t>.</w:t>
+      </w:r>
+    </w:p>
+    <w:p>
+      <w:pPr>
+        <w:spacing w:after="120" w:line="276" w:lineRule="auto"/>
+      </w:pPr>
+      <w:r>
+        <w:rPr>
+          <w:b/>
+          <w:bCs/>
+        </w:rPr>
+        <w:t>(9). Which act of the mind? Every animal needs food, so the fish needs food.</w:t>
+      </w:r>
+      <w:proofErr w:type="gramStart"/>
+      <w:r>
+        <w:rPr>
+          <w:b/>
+          <w:bCs/>
+        </w:rPr>
+      </w:r>
+      <w:proofErr w:type="gramEnd"/>
+      <w:r>
+        <w:rPr>
+          <w:b/>
+          <w:bCs/>
+        </w:rPr>
+      </w:r>
+      <w:r/>
       <w:r>
         <w:rPr>
           <w:b/>
@@ -10532,6 +10953,40 @@
         </w:rPr>
         <w:t xml:space="preserve"> </w:t>
       </w:r>
+      <w:proofErr w:type="gramStart"/>
+      <w:r>
+        <w:t>→</w:t>
+      </w:r>
+      <w:proofErr w:type="gramEnd"/>
+      <w:r>
+        <w:t xml:space="preserve"> </w:t>
+      </w:r>
+      <w:r>
+        <w:rPr>
+          <w:i/>
+          <w:iCs/>
+        </w:rPr>
+        <w:t>Three.</w:t>
+      </w:r>
+    </w:p>
+    <w:p>
+      <w:pPr>
+        <w:spacing w:after="120" w:line="276" w:lineRule="auto"/>
+      </w:pPr>
+      <w:r>
+        <w:rPr>
+          <w:b/>
+          <w:bCs/>
+        </w:rPr>
+        <w:t xml:space="preserve">Think about the story of Meno. </w:t>
+      </w:r>
+      <w:r>
+        <w:rPr>
+          <w:b/>
+          <w:bCs/>
+        </w:rPr>
+        <w:t>Everybody. Do bees differ as bees?</w:t>
+      </w:r>
       <w:r>
         <w:t xml:space="preserve"> (pause, signal) → </w:t>
       </w:r>
@@ -10540,94 +10995,66 @@
           <w:i/>
           <w:iCs/>
         </w:rPr>
-        <w:t>One.</w:t>
-      </w:r>
-    </w:p>
-    <w:p>
-      <w:pPr>
-        <w:spacing w:after="120" w:line="276" w:lineRule="auto"/>
-      </w:pPr>
-      <w:r>
-        <w:rPr>
-          <w:b/>
-          <w:bCs/>
-        </w:rPr>
-        <w:t xml:space="preserve">Everybody. What is a fish? — A fish is </w:t>
+        <w:t>No.</w:t>
+      </w:r>
+    </w:p>
+    <w:p>
+      <w:pPr>
+        <w:spacing w:after="120" w:line="276" w:lineRule="auto"/>
+      </w:pPr>
+      <w:r>
+        <w:rPr>
+          <w:b/>
+          <w:bCs/>
+        </w:rPr>
+        <w:t xml:space="preserve">(12). Why wouldn't Socrates accept Meno's </w:t>
+      </w:r>
+      <w:r>
+        <w:rPr>
+          <w:b/>
+          <w:bCs/>
+        </w:rPr>
+        <w:t>List</w:t>
+      </w:r>
+      <w:r>
+        <w:rPr>
+          <w:b/>
+          <w:bCs/>
+        </w:rPr>
+        <w:t>?</w:t>
+      </w:r>
+      <w:r>
+        <w:t xml:space="preserve"> → </w:t>
+      </w:r>
+      <w:r>
+        <w:rPr>
+          <w:i/>
+          <w:iCs/>
+        </w:rPr>
+        <w:t>It is a list, not one answer that fits every virtue. / He wanted the one nature in all of them.</w:t>
+      </w:r>
+    </w:p>
+    <w:p>
+      <w:pPr>
+        <w:spacing w:after="120" w:line="276" w:lineRule="auto"/>
+      </w:pPr>
+      <w:r>
+        <w:t xml:space="preserve">(If the child only </w:t>
       </w:r>
       <w:proofErr w:type="gramStart"/>
       <w:r>
-        <w:rPr>
-          <w:b/>
-          <w:bCs/>
-        </w:rPr>
-        <w:t>a</w:t>
+        <w:t>says</w:t>
       </w:r>
       <w:proofErr w:type="gramEnd"/>
       <w:r>
-        <w:rPr>
-          <w:b/>
-          <w:bCs/>
-        </w:rPr>
-        <w:t xml:space="preserve"> trout, </w:t>
-      </w:r>
-      <w:proofErr w:type="gramStart"/>
-      <w:r>
-        <w:rPr>
-          <w:b/>
-          <w:bCs/>
-        </w:rPr>
-        <w:t>a</w:t>
-      </w:r>
-      <w:proofErr w:type="gramEnd"/>
-      <w:r>
-        <w:rPr>
-          <w:b/>
-          <w:bCs/>
-        </w:rPr>
-        <w:t xml:space="preserve"> salmon, and a carp.</w:t>
-      </w:r>
-      <w:r>
-        <w:t xml:space="preserve"> (pause, signal) → </w:t>
-      </w:r>
-      <w:r>
-        <w:rPr>
-          <w:i/>
-          <w:iCs/>
-        </w:rPr>
-        <w:t>List</w:t>
-      </w:r>
-      <w:r>
-        <w:rPr>
-          <w:i/>
-          <w:iCs/>
-        </w:rPr>
-        <w:t>.</w:t>
-      </w:r>
-    </w:p>
-    <w:p>
-      <w:pPr>
-        <w:spacing w:after="120" w:line="276" w:lineRule="auto"/>
-      </w:pPr>
-      <w:r>
-        <w:rPr>
-          <w:b/>
-          <w:bCs/>
-        </w:rPr>
-        <w:t xml:space="preserve">(9). Say </w:t>
-      </w:r>
-      <w:r>
-        <w:rPr>
-          <w:b/>
-          <w:bCs/>
-        </w:rPr>
-        <w:t>it as a</w:t>
-      </w:r>
-      <w:r>
-        <w:rPr>
-          <w:b/>
-          <w:bCs/>
-        </w:rPr>
-        <w:t xml:space="preserve"> sentence.</w:t>
+        <w:t xml:space="preserve"> "it was wrong," press: </w:t>
+      </w:r>
+      <w:r>
+        <w:rPr>
+          <w:b/>
+          <w:bCs/>
+        </w:rPr>
+        <w:t>Was it one answer, or a list?</w:t>
       </w:r>
       <w:r>
         <w:t xml:space="preserve"> → </w:t>
@@ -10637,363 +11064,6 @@
           <w:i/>
           <w:iCs/>
         </w:rPr>
-        <w:t xml:space="preserve">That is a </w:t>
-      </w:r>
-      <w:r>
-        <w:rPr>
-          <w:i/>
-          <w:iCs/>
-        </w:rPr>
-        <w:t>list</w:t>
-      </w:r>
-      <w:r>
-        <w:rPr>
-          <w:i/>
-          <w:iCs/>
-        </w:rPr>
-        <w:t xml:space="preserve">, not a </w:t>
-      </w:r>
-      <w:r>
-        <w:rPr>
-          <w:i/>
-          <w:iCs/>
-        </w:rPr>
-        <w:t>definition</w:t>
-      </w:r>
-      <w:r>
-        <w:rPr>
-          <w:i/>
-          <w:iCs/>
-        </w:rPr>
-        <w:t>.</w:t>
-      </w:r>
-    </w:p>
-    <w:p>
-      <w:pPr>
-        <w:spacing w:after="120" w:line="276" w:lineRule="auto"/>
-      </w:pPr>
-      <w:r>
-        <w:rPr>
-          <w:b/>
-          <w:bCs/>
-        </w:rPr>
-        <w:t>Everybody. Fish swim.</w:t>
-      </w:r>
-      <w:r>
-        <w:t xml:space="preserve"> (pause, signal) → </w:t>
-      </w:r>
-      <w:r>
-        <w:rPr>
-          <w:i/>
-          <w:iCs/>
-        </w:rPr>
-        <w:t>Two.</w:t>
-      </w:r>
-    </w:p>
-    <w:p>
-      <w:pPr>
-        <w:spacing w:after="120" w:line="276" w:lineRule="auto"/>
-      </w:pPr>
-      <w:r>
-        <w:rPr>
-          <w:b/>
-          <w:bCs/>
-        </w:rPr>
-        <w:t>Everybody. What is a sport? — A sport is soccer, baseball, and tennis.</w:t>
-      </w:r>
-      <w:r>
-        <w:t xml:space="preserve"> (pause, signal) → </w:t>
-      </w:r>
-      <w:r>
-        <w:rPr>
-          <w:i/>
-          <w:iCs/>
-        </w:rPr>
-        <w:t>List</w:t>
-      </w:r>
-      <w:r>
-        <w:rPr>
-          <w:i/>
-          <w:iCs/>
-        </w:rPr>
-        <w:t>.</w:t>
-      </w:r>
-    </w:p>
-    <w:p>
-      <w:pPr>
-        <w:spacing w:after="120" w:line="276" w:lineRule="auto"/>
-      </w:pPr>
-      <w:r>
-        <w:rPr>
-          <w:b/>
-          <w:bCs/>
-        </w:rPr>
-        <w:t>Everybody. Is a fish an animal?</w:t>
-      </w:r>
-      <w:r>
-        <w:t xml:space="preserve"> (pause, signal) → </w:t>
-      </w:r>
-      <w:r>
-        <w:rPr>
-          <w:i/>
-          <w:iCs/>
-        </w:rPr>
-        <w:t>None.</w:t>
-      </w:r>
-    </w:p>
-    <w:p>
-      <w:pPr>
-        <w:spacing w:after="120" w:line="276" w:lineRule="auto"/>
-      </w:pPr>
-      <w:r>
-        <w:rPr>
-          <w:b/>
-          <w:bCs/>
-        </w:rPr>
-        <w:t>Everybody. What is a sport? — A sport is a game with rules and a score.</w:t>
-      </w:r>
-      <w:r>
-        <w:t xml:space="preserve"> (pause, signal) → </w:t>
-      </w:r>
-      <w:r>
-        <w:rPr>
-          <w:i/>
-          <w:iCs/>
-        </w:rPr>
-        <w:t>Definition</w:t>
-      </w:r>
-      <w:r>
-        <w:rPr>
-          <w:i/>
-          <w:iCs/>
-        </w:rPr>
-        <w:t>.</w:t>
-      </w:r>
-    </w:p>
-    <w:p>
-      <w:pPr>
-        <w:spacing w:after="120" w:line="276" w:lineRule="auto"/>
-      </w:pPr>
-      <w:r>
-        <w:rPr>
-          <w:b/>
-          <w:bCs/>
-        </w:rPr>
-        <w:t>(12). What is a game? — A game is soccer, chess, and tag.</w:t>
-      </w:r>
-      <w:r>
-        <w:t xml:space="preserve"> → </w:t>
-      </w:r>
-      <w:r>
-        <w:rPr>
-          <w:i/>
-          <w:iCs/>
-        </w:rPr>
-        <w:t>List</w:t>
-      </w:r>
-      <w:r>
-        <w:rPr>
-          <w:i/>
-          <w:iCs/>
-        </w:rPr>
-        <w:t>.</w:t>
-      </w:r>
-    </w:p>
-    <w:p>
-      <w:pPr>
-        <w:spacing w:after="120" w:line="276" w:lineRule="auto"/>
-      </w:pPr>
-      <w:r>
-        <w:rPr>
-          <w:b/>
-          <w:bCs/>
-        </w:rPr>
-        <w:t>Everybody. What is logic?</w:t>
-      </w:r>
-      <w:r>
-        <w:t xml:space="preserve"> (pause, signal) → </w:t>
-      </w:r>
-      <w:r>
-        <w:rPr>
-          <w:i/>
-          <w:iCs/>
-        </w:rPr>
-        <w:t>Logic is the art of reasoning well.</w:t>
-      </w:r>
-    </w:p>
-    <w:p>
-      <w:pPr>
-        <w:spacing w:after="120" w:line="276" w:lineRule="auto"/>
-      </w:pPr>
-      <w:r>
-        <w:rPr>
-          <w:b/>
-          <w:bCs/>
-        </w:rPr>
-        <w:t>Everybody. What is a knife? — A knife is a tool with a blade for cutting.</w:t>
-      </w:r>
-      <w:r>
-        <w:t xml:space="preserve"> (pause, signal) → </w:t>
-      </w:r>
-      <w:r>
-        <w:t>definition</w:t>
-      </w:r>
-      <w:r>
-        <w:rPr>
-          <w:i/>
-          <w:iCs/>
-        </w:rPr>
-        <w:t>.</w:t>
-      </w:r>
-    </w:p>
-    <w:p>
-      <w:pPr>
-        <w:spacing w:after="120" w:line="276" w:lineRule="auto"/>
-      </w:pPr>
-      <w:r>
-        <w:rPr>
-          <w:b/>
-          <w:bCs/>
-        </w:rPr>
-        <w:t xml:space="preserve">(9). Every animal </w:t>
-      </w:r>
-      <w:proofErr w:type="gramStart"/>
-      <w:r>
-        <w:rPr>
-          <w:b/>
-          <w:bCs/>
-        </w:rPr>
-        <w:t>needs</w:t>
-      </w:r>
-      <w:proofErr w:type="gramEnd"/>
-      <w:r>
-        <w:rPr>
-          <w:b/>
-          <w:bCs/>
-        </w:rPr>
-        <w:t xml:space="preserve"> food, so the fish needs food.</w:t>
-      </w:r>
-      <w:r>
-        <w:t xml:space="preserve"> </w:t>
-      </w:r>
-      <w:r>
-        <w:rPr>
-          <w:b/>
-          <w:bCs/>
-        </w:rPr>
-        <w:t xml:space="preserve">What act of the mind? </w:t>
-      </w:r>
-      <w:proofErr w:type="gramStart"/>
-      <w:r>
-        <w:t>→</w:t>
-      </w:r>
-      <w:proofErr w:type="gramEnd"/>
-      <w:r>
-        <w:t xml:space="preserve"> </w:t>
-      </w:r>
-      <w:r>
-        <w:rPr>
-          <w:i/>
-          <w:iCs/>
-        </w:rPr>
-        <w:t>Three.</w:t>
-      </w:r>
-    </w:p>
-    <w:p>
-      <w:pPr>
-        <w:spacing w:after="120" w:line="276" w:lineRule="auto"/>
-      </w:pPr>
-      <w:r>
-        <w:rPr>
-          <w:b/>
-          <w:bCs/>
-        </w:rPr>
-        <w:t xml:space="preserve">Think about the story of Meno. </w:t>
-      </w:r>
-      <w:r>
-        <w:rPr>
-          <w:b/>
-          <w:bCs/>
-        </w:rPr>
-        <w:t>Everybody. Do bees differ as bees?</w:t>
-      </w:r>
-      <w:r>
-        <w:t xml:space="preserve"> (pause, signal) → </w:t>
-      </w:r>
-      <w:r>
-        <w:rPr>
-          <w:i/>
-          <w:iCs/>
-        </w:rPr>
-        <w:t>No.</w:t>
-      </w:r>
-    </w:p>
-    <w:p>
-      <w:pPr>
-        <w:spacing w:after="120" w:line="276" w:lineRule="auto"/>
-      </w:pPr>
-      <w:r>
-        <w:rPr>
-          <w:b/>
-          <w:bCs/>
-        </w:rPr>
-        <w:t xml:space="preserve">(12). Why wouldn't Socrates accept Meno's </w:t>
-      </w:r>
-      <w:r>
-        <w:rPr>
-          <w:b/>
-          <w:bCs/>
-        </w:rPr>
-        <w:t>List</w:t>
-      </w:r>
-      <w:r>
-        <w:rPr>
-          <w:b/>
-          <w:bCs/>
-        </w:rPr>
-        <w:t>?</w:t>
-      </w:r>
-      <w:r>
-        <w:t xml:space="preserve"> → </w:t>
-      </w:r>
-      <w:r>
-        <w:rPr>
-          <w:i/>
-          <w:iCs/>
-        </w:rPr>
-        <w:t>It is a list, not one answer that fits every virtue. / He wanted the one nature in all of them.</w:t>
-      </w:r>
-    </w:p>
-    <w:p>
-      <w:pPr>
-        <w:spacing w:after="120" w:line="276" w:lineRule="auto"/>
-      </w:pPr>
-      <w:r>
-        <w:t xml:space="preserve">(If the child only </w:t>
-      </w:r>
-      <w:proofErr w:type="gramStart"/>
-      <w:r>
-        <w:t>says</w:t>
-      </w:r>
-      <w:proofErr w:type="gramEnd"/>
-      <w:r>
-        <w:t xml:space="preserve"> "it was wrong," press: </w:t>
-      </w:r>
-      <w:r>
-        <w:rPr>
-          <w:b/>
-          <w:bCs/>
-        </w:rPr>
-        <w:t>Was it one answer, or a list?</w:t>
-      </w:r>
-      <w:r>
-        <w:t xml:space="preserve"> → </w:t>
-      </w:r>
-      <w:r>
-        <w:rPr>
-          <w:i/>
-          <w:iCs/>
-        </w:rPr>
         <w:t>A list.</w:t>
       </w:r>
       <w:r>
@@ -11009,7 +11079,7 @@
           <w:b/>
           <w:bCs/>
         </w:rPr>
-        <w:t>(9). Which act is: dog?</w:t>
+        <w:t>(9). Which act of the mind? Dog.</w:t>
       </w:r>
       <w:r>
         <w:t xml:space="preserve"> → </w:t>
@@ -11100,7 +11170,7 @@
           <w:b/>
           <w:bCs/>
         </w:rPr>
-        <w:t>Everybody. Bread is food.</w:t>
+        <w:t>Everybody. Which act of the mind? Bread is food.</w:t>
       </w:r>
       <w:r>
         <w:t xml:space="preserve"> (pause, signal) → </w:t>
@@ -11122,7 +11192,7 @@
           <w:b/>
           <w:bCs/>
         </w:rPr>
-        <w:t>Everybody. Pass the bread!</w:t>
+        <w:t>Everybody. Which act of the mind? Pass the bread!</w:t>
       </w:r>
       <w:r>
         <w:t xml:space="preserve"> (pause, signal) → </w:t>
@@ -11144,7 +11214,7 @@
           <w:b/>
           <w:bCs/>
         </w:rPr>
-        <w:t>(12). What is a bird? — A bird is a robin, a crow, and a duck.</w:t>
+        <w:t>(12). Definition or list? What is a bird? — A bird is a robin, a crow, and a duck.</w:t>
       </w:r>
       <w:r>
         <w:t xml:space="preserve"> → </w:t>
@@ -11173,7 +11243,7 @@
           <w:b/>
           <w:bCs/>
         </w:rPr>
-        <w:t>(9). What is a bird? — A bird is an animal with feathers.</w:t>
+        <w:t>(9). Definition or list? What is a bird? — A bird is an animal with feathers.</w:t>
       </w:r>
       <w:r>
         <w:t xml:space="preserve"> → </w:t>
@@ -11181,9 +11251,14 @@
       <w:r>
         <w:rPr>
           <w:i/>
-          <w:iCs/>
-        </w:rPr>
-        <w:t>Answer.</w:t>
+        </w:rPr>
+        <w:t>Definition.</w:t>
+      </w:r>
+      <w:r>
+        <w:rPr>
+          <w:i/>
+          <w:iCs/>
+        </w:rPr>
       </w:r>
     </w:p>
     <w:p>
@@ -11205,21 +11280,19 @@
           <w:i/>
           <w:iCs/>
         </w:rPr>
-        <w:t xml:space="preserve">That is a </w:t>
-      </w:r>
-      <w:r>
-        <w:rPr>
-          <w:i/>
-          <w:iCs/>
-        </w:rPr>
-        <w:t>List</w:t>
-      </w:r>
-      <w:r>
-        <w:rPr>
-          <w:i/>
-          <w:iCs/>
-        </w:rPr>
-        <w:t>, not an answer.</w:t>
+        <w:t>That is a list, not a definition.</w:t>
+      </w:r>
+      <w:r>
+        <w:rPr>
+          <w:i/>
+          <w:iCs/>
+        </w:rPr>
+      </w:r>
+      <w:r>
+        <w:rPr>
+          <w:i/>
+          <w:iCs/>
+        </w:rPr>
       </w:r>
     </w:p>
     <w:p>
@@ -11573,12 +11646,15 @@
           <w:b/>
           <w:bCs/>
         </w:rPr>
-        <w:t>(9). What is a dog? — A dog is a collie, a beagle, and a lab.</w:t>
+        <w:t>(9). Definition or list? What is a dog? — A dog is a collie, a beagle, and a lab.</w:t>
       </w:r>
       <w:r>
         <w:t xml:space="preserve"> → </w:t>
       </w:r>
       <w:r>
+        <w:rPr>
+          <w:i/>
+        </w:rPr>
         <w:t>List</w:t>
       </w:r>
       <w:r>
@@ -11598,13 +11674,16 @@
           <w:b/>
           <w:bCs/>
         </w:rPr>
-        <w:t>(9). What is a dog? — A dog is an animal that barks.</w:t>
+        <w:t>(9). Definition or list? What is a dog? — A dog is an animal that barks.</w:t>
       </w:r>
       <w:r>
         <w:t xml:space="preserve"> → </w:t>
       </w:r>
       <w:r>
-        <w:t>definition</w:t>
+        <w:rPr>
+          <w:i/>
+        </w:rPr>
+        <w:t>Definition</w:t>
       </w:r>
       <w:r>
         <w:rPr>
@@ -11769,35 +11848,32 @@
           <w:b/>
           <w:bCs/>
         </w:rPr>
-        <w:t xml:space="preserve">"Both students can retell the opening of the Meno in three sentences, hear an answer to 'What is X?' and call </w:t>
-      </w:r>
-      <w:r>
-        <w:rPr>
-          <w:b/>
-          <w:bCs/>
-        </w:rPr>
-        <w:t xml:space="preserve">definition </w:t>
-      </w:r>
-      <w:r>
-        <w:rPr>
-          <w:b/>
-          <w:bCs/>
-        </w:rPr>
-        <w:t xml:space="preserve">or </w:t>
-      </w:r>
-      <w:r>
-        <w:rPr>
-          <w:b/>
-          <w:bCs/>
-        </w:rPr>
-        <w:t xml:space="preserve">list </w:t>
-      </w:r>
-      <w:r>
-        <w:rPr>
-          <w:b/>
-          <w:bCs/>
-        </w:rPr>
-        <w:t xml:space="preserve">instantly, and say why Socrates would not take the </w:t>
+        <w:t>"Both students can retell the opening of the Meno in three sentences, hear a reply to 'What is X?' and call definition or list instantly</w:t>
+      </w:r>
+      <w:r>
+        <w:rPr>
+          <w:b/>
+          <w:bCs/>
+        </w:rPr>
+      </w:r>
+      <w:r>
+        <w:rPr>
+          <w:b/>
+          <w:bCs/>
+        </w:rPr>
+      </w:r>
+      <w:r>
+        <w:rPr>
+          <w:b/>
+          <w:bCs/>
+        </w:rPr>
+      </w:r>
+      <w:r>
+        <w:rPr>
+          <w:b/>
+          <w:bCs/>
+        </w:rPr>
+        <w:t xml:space="preserve">, and say why Socrates would not take the </w:t>
       </w:r>
       <w:r>
         <w:rPr>
@@ -11868,13 +11944,11 @@
         <w:ind w:left="504" w:hanging="288"/>
       </w:pPr>
       <w:r>
-        <w:t>•  If ANSWER/</w:t>
-      </w:r>
-      <w:r>
-        <w:t>LIST</w:t>
-      </w:r>
-      <w:r>
-        <w:t xml:space="preserve"> is firm but the reason is not → run five items asking only </w:t>
+        <w:t>•  If DEFINITION/LIST is firm</w:t>
+      </w:r>
+      <w:r/>
+      <w:r>
+        <w:t xml:space="preserve"> but the reason is not → run five items asking only </w:t>
       </w:r>
       <w:r>
         <w:rPr>
@@ -11937,7 +12011,7 @@
           <w:b/>
           <w:bCs/>
         </w:rPr>
-        <w:t>Wheel.</w:t>
+        <w:t>Which act of the mind? Wheel.</w:t>
       </w:r>
       <w:r>
         <w:t xml:space="preserve"> → </w:t>
@@ -11957,7 +12031,7 @@
           <w:b/>
           <w:bCs/>
         </w:rPr>
-        <w:t>The wheel is round.</w:t>
+        <w:t>Which act of the mind? The wheel is round.</w:t>
       </w:r>
       <w:r>
         <w:t xml:space="preserve"> → </w:t>
@@ -11977,7 +12051,7 @@
           <w:b/>
           <w:bCs/>
         </w:rPr>
-        <w:t>Is the wheel round?</w:t>
+        <w:t>Which act of the mind? Is the wheel round?</w:t>
       </w:r>
       <w:r>
         <w:t xml:space="preserve"> → </w:t>
@@ -11997,7 +12071,7 @@
           <w:b/>
           <w:bCs/>
         </w:rPr>
-        <w:t xml:space="preserve">Every wheel </w:t>
+        <w:t xml:space="preserve">Which act of the mind? Every wheel </w:t>
       </w:r>
       <w:proofErr w:type="gramStart"/>
       <w:r>
@@ -12033,7 +12107,7 @@
           <w:b/>
           <w:bCs/>
         </w:rPr>
-        <w:t>Sheep.</w:t>
+        <w:t>Which act of the mind? Sheep.</w:t>
       </w:r>
       <w:r>
         <w:t xml:space="preserve"> → </w:t>
@@ -12053,7 +12127,7 @@
           <w:b/>
           <w:bCs/>
         </w:rPr>
-        <w:t>Sheep eat grass.</w:t>
+        <w:t>Which act of the mind? Sheep eat grass.</w:t>
       </w:r>
       <w:r>
         <w:t xml:space="preserve"> → </w:t>
@@ -12073,7 +12147,7 @@
           <w:b/>
           <w:bCs/>
         </w:rPr>
-        <w:t>Feed the sheep!</w:t>
+        <w:t>Which act of the mind? Feed the sheep!</w:t>
       </w:r>
       <w:r>
         <w:t xml:space="preserve"> → </w:t>
@@ -12093,7 +12167,7 @@
           <w:b/>
           <w:bCs/>
         </w:rPr>
-        <w:t>All grass grows in soil, so this grass grows in soil.</w:t>
+        <w:t>Which act of the mind? All grass grows in soil, so this grass grows in soil.</w:t>
       </w:r>
       <w:r>
         <w:t xml:space="preserve"> → </w:t>
@@ -12115,7 +12189,7 @@
           <w:b/>
           <w:bCs/>
         </w:rPr>
-        <w:t>For 2c (ANSWER — including deliberately weak ones).</w:t>
+        <w:t>For 2c (DEFINITION — including deliberately weak ones).</w:t>
       </w:r>
       <w:r>
         <w:t xml:space="preserve"> </w:t>
@@ -12125,7 +12199,7 @@
           <w:b/>
           <w:bCs/>
         </w:rPr>
-        <w:t>What is a chair? — A chair is a seat for one person.</w:t>
+        <w:t>Definition or list? What is a chair? — A chair is a seat for one person.</w:t>
       </w:r>
       <w:r>
         <w:t xml:space="preserve"> → </w:t>
@@ -12133,9 +12207,14 @@
       <w:r>
         <w:rPr>
           <w:i/>
-          <w:iCs/>
-        </w:rPr>
-        <w:t>Answer.</w:t>
+        </w:rPr>
+        <w:t>Definition.</w:t>
+      </w:r>
+      <w:r>
+        <w:rPr>
+          <w:i/>
+          <w:iCs/>
+        </w:rPr>
       </w:r>
       <w:r>
         <w:t xml:space="preserve"> / </w:t>
@@ -12145,7 +12224,7 @@
           <w:b/>
           <w:bCs/>
         </w:rPr>
-        <w:t>What is a river? — A river is water that flows to the sea.</w:t>
+        <w:t>Definition or list? What is a river? — A river is water that flows to the sea.</w:t>
       </w:r>
       <w:r>
         <w:t xml:space="preserve"> → </w:t>
@@ -12153,9 +12232,14 @@
       <w:r>
         <w:rPr>
           <w:i/>
-          <w:iCs/>
-        </w:rPr>
-        <w:t>Answer.</w:t>
+        </w:rPr>
+        <w:t>Definition.</w:t>
+      </w:r>
+      <w:r>
+        <w:rPr>
+          <w:i/>
+          <w:iCs/>
+        </w:rPr>
       </w:r>
       <w:r>
         <w:t xml:space="preserve"> / </w:t>
@@ -12165,7 +12249,7 @@
           <w:b/>
           <w:bCs/>
         </w:rPr>
-        <w:t>What is a hat? — A hat is a covering for the head.</w:t>
+        <w:t>Definition or list? What is a hat? — A hat is a covering for the head.</w:t>
       </w:r>
       <w:r>
         <w:t xml:space="preserve"> → </w:t>
@@ -12173,9 +12257,14 @@
       <w:r>
         <w:rPr>
           <w:i/>
-          <w:iCs/>
-        </w:rPr>
-        <w:t>Answer.</w:t>
+        </w:rPr>
+        <w:t>Definition.</w:t>
+      </w:r>
+      <w:r>
+        <w:rPr>
+          <w:i/>
+          <w:iCs/>
+        </w:rPr>
       </w:r>
       <w:r>
         <w:t xml:space="preserve"> / </w:t>
@@ -12185,7 +12274,7 @@
           <w:b/>
           <w:bCs/>
         </w:rPr>
-        <w:t>What is a fruit? — A fruit is the part of a plant that holds the seed.</w:t>
+        <w:t>Definition or list? What is a fruit? — A fruit is the part of a plant that holds the seed.</w:t>
       </w:r>
       <w:r>
         <w:t xml:space="preserve"> → </w:t>
@@ -12193,9 +12282,14 @@
       <w:r>
         <w:rPr>
           <w:i/>
-          <w:iCs/>
-        </w:rPr>
-        <w:t>Answer.</w:t>
+        </w:rPr>
+        <w:t>Definition.</w:t>
+      </w:r>
+      <w:r>
+        <w:rPr>
+          <w:i/>
+          <w:iCs/>
+        </w:rPr>
       </w:r>
       <w:r>
         <w:t xml:space="preserve"> / </w:t>
@@ -12205,7 +12299,7 @@
           <w:b/>
           <w:bCs/>
         </w:rPr>
-        <w:t>What is a spoon? — A spoon is a tool for lifting food.</w:t>
+        <w:t>Definition or list? What is a spoon? — A spoon is a tool for lifting food.</w:t>
       </w:r>
       <w:r>
         <w:t xml:space="preserve"> → </w:t>
@@ -12213,9 +12307,14 @@
       <w:r>
         <w:rPr>
           <w:i/>
-          <w:iCs/>
-        </w:rPr>
-        <w:t>Answer.</w:t>
+        </w:rPr>
+        <w:t>Definition.</w:t>
+      </w:r>
+      <w:r>
+        <w:rPr>
+          <w:i/>
+          <w:iCs/>
+        </w:rPr>
       </w:r>
       <w:r>
         <w:t xml:space="preserve"> / </w:t>
@@ -12225,7 +12324,7 @@
           <w:b/>
           <w:bCs/>
         </w:rPr>
-        <w:t>What is a tree? — A tree is a tall plant with a woody trunk.</w:t>
+        <w:t>Definition or list? What is a tree? — A tree is a tall plant with a woody trunk.</w:t>
       </w:r>
       <w:r>
         <w:t xml:space="preserve"> → </w:t>
@@ -12233,9 +12332,14 @@
       <w:r>
         <w:rPr>
           <w:i/>
-          <w:iCs/>
-        </w:rPr>
-        <w:t>Answer.</w:t>
+        </w:rPr>
+        <w:t>Definition.</w:t>
+      </w:r>
+      <w:r>
+        <w:rPr>
+          <w:i/>
+          <w:iCs/>
+        </w:rPr>
       </w:r>
       <w:r>
         <w:t xml:space="preserve"> / </w:t>
@@ -12245,7 +12349,7 @@
           <w:b/>
           <w:bCs/>
         </w:rPr>
-        <w:t>What is a hammer? — A hammer is a tool for pounding.</w:t>
+        <w:t>Definition or list? What is a hammer? — A hammer is a tool for pounding.</w:t>
       </w:r>
       <w:r>
         <w:t xml:space="preserve"> → </w:t>
@@ -12253,9 +12357,14 @@
       <w:r>
         <w:rPr>
           <w:i/>
-          <w:iCs/>
-        </w:rPr>
-        <w:t>Answer.</w:t>
+        </w:rPr>
+        <w:t>Definition.</w:t>
+      </w:r>
+      <w:r>
+        <w:rPr>
+          <w:i/>
+          <w:iCs/>
+        </w:rPr>
       </w:r>
       <w:r>
         <w:t xml:space="preserve"> / </w:t>
@@ -12265,7 +12374,7 @@
           <w:b/>
           <w:bCs/>
         </w:rPr>
-        <w:t>What is a cat? — A cat is a small animal with fur.</w:t>
+        <w:t>Definition or list? What is a cat? — A cat is a small animal with fur.</w:t>
       </w:r>
       <w:r>
         <w:t xml:space="preserve"> → </w:t>
@@ -12273,9 +12382,14 @@
       <w:r>
         <w:rPr>
           <w:i/>
-          <w:iCs/>
-        </w:rPr>
-        <w:t>Answer.</w:t>
+        </w:rPr>
+        <w:t>Definition.</w:t>
+      </w:r>
+      <w:r>
+        <w:rPr>
+          <w:i/>
+          <w:iCs/>
+        </w:rPr>
       </w:r>
       <w:r>
         <w:t xml:space="preserve"> (weak, still an answer)</w:t>
@@ -12314,7 +12428,7 @@
           <w:b/>
           <w:bCs/>
         </w:rPr>
-        <w:t>What is a chair? — A chair is a stool, a bench, and a rocker.</w:t>
+        <w:t>Definition or list? What is a chair? — A chair is a stool, a bench, and a rocker.</w:t>
       </w:r>
       <w:r>
         <w:t xml:space="preserve"> → </w:t>
@@ -12341,7 +12455,7 @@
           <w:b/>
           <w:bCs/>
         </w:rPr>
-        <w:t>What is a river? — A river is the Nile, the Thames, and the Jordan.</w:t>
+        <w:t>Definition or list? What is a river? — A river is the Nile, the Thames, and the Jordan.</w:t>
       </w:r>
       <w:r>
         <w:t xml:space="preserve"> → </w:t>
@@ -12368,7 +12482,7 @@
           <w:b/>
           <w:bCs/>
         </w:rPr>
-        <w:t>What is a hat? — A hat is a cap, a bonnet, and a helmet.</w:t>
+        <w:t>Definition or list? What is a hat? — A hat is a cap, a bonnet, and a helmet.</w:t>
       </w:r>
       <w:r>
         <w:t xml:space="preserve"> → </w:t>
@@ -12395,7 +12509,7 @@
           <w:b/>
           <w:bCs/>
         </w:rPr>
-        <w:t xml:space="preserve">What is a fruit? — </w:t>
+        <w:t xml:space="preserve">Definition or list? What is a fruit? — </w:t>
       </w:r>
       <w:proofErr w:type="gramStart"/>
       <w:r>
@@ -12438,7 +12552,7 @@
           <w:b/>
           <w:bCs/>
         </w:rPr>
-        <w:t>What is a spoon? — A spoon is a teaspoon, a soup spoon, and a wooden spoon.</w:t>
+        <w:t>Definition or list? What is a spoon? — A spoon is a teaspoon, a soup spoon, and a wooden spoon.</w:t>
       </w:r>
       <w:r>
         <w:t xml:space="preserve"> → </w:t>
@@ -12465,7 +12579,7 @@
           <w:b/>
           <w:bCs/>
         </w:rPr>
-        <w:t>What is a tree? — A tree is an oak, a pine, and a maple.</w:t>
+        <w:t>Definition or list? What is a tree? — A tree is an oak, a pine, and a maple.</w:t>
       </w:r>
       <w:r>
         <w:t xml:space="preserve"> → </w:t>
@@ -12492,7 +12606,7 @@
           <w:b/>
           <w:bCs/>
         </w:rPr>
-        <w:t>What is a hammer? — A hammer is a claw hammer, a mallet, and a sledgehammer.</w:t>
+        <w:t>Definition or list? What is a hammer? — A hammer is a claw hammer, a mallet, and a sledgehammer.</w:t>
       </w:r>
       <w:r>
         <w:t xml:space="preserve"> → </w:t>
@@ -12519,7 +12633,7 @@
           <w:b/>
           <w:bCs/>
         </w:rPr>
-        <w:t>What is a color? — A color is red, blue, and yellow.</w:t>
+        <w:t>Definition or list? What is a color? — A color is red, blue, and yellow.</w:t>
       </w:r>
       <w:r>
         <w:t xml:space="preserve"> → </w:t>
@@ -12558,7 +12672,7 @@
           <w:b/>
           <w:bCs/>
         </w:rPr>
-        <w:t>What is a bee? — A bee is a big bee and a little bee.</w:t>
+        <w:t>Definition or list? What is a bee? — A bee is a big bee and a little bee.</w:t>
       </w:r>
       <w:r>
         <w:t xml:space="preserve"> → </w:t>
@@ -12585,7 +12699,7 @@
           <w:b/>
           <w:bCs/>
         </w:rPr>
-        <w:t>Bee.</w:t>
+        <w:t>Which act of the mind? Bee.</w:t>
       </w:r>
       <w:r>
         <w:t xml:space="preserve"> → </w:t>
@@ -12605,7 +12719,7 @@
           <w:b/>
           <w:bCs/>
         </w:rPr>
-        <w:t>Bees make honey.</w:t>
+        <w:t>Which act of the mind? Bees make honey.</w:t>
       </w:r>
       <w:r>
         <w:t xml:space="preserve"> → </w:t>
@@ -12625,7 +12739,7 @@
           <w:b/>
           <w:bCs/>
         </w:rPr>
-        <w:t>Do bees make honey?</w:t>
+        <w:t>Which act of the mind? Do bees make honey?</w:t>
       </w:r>
       <w:r>
         <w:t xml:space="preserve"> → </w:t>
@@ -12645,7 +12759,7 @@
           <w:b/>
           <w:bCs/>
         </w:rPr>
-        <w:t>What is a friend? — A friend is someone who wants your good.</w:t>
+        <w:t>Definition or list? What is a friend? — A friend is someone who wants your good.</w:t>
       </w:r>
       <w:r>
         <w:t xml:space="preserve"> → </w:t>
@@ -12653,9 +12767,14 @@
       <w:r>
         <w:rPr>
           <w:i/>
-          <w:iCs/>
-        </w:rPr>
-        <w:t>Answer.</w:t>
+        </w:rPr>
+        <w:t>Definition.</w:t>
+      </w:r>
+      <w:r>
+        <w:rPr>
+          <w:i/>
+          <w:iCs/>
+        </w:rPr>
       </w:r>
       <w:r>
         <w:t xml:space="preserve"> / </w:t>
@@ -12665,7 +12784,7 @@
           <w:b/>
           <w:bCs/>
         </w:rPr>
-        <w:t>What is a book? — A book is pages bound to be read.</w:t>
+        <w:t>Definition or list? What is a book? — A book is pages bound to be read.</w:t>
       </w:r>
       <w:r>
         <w:t xml:space="preserve"> → </w:t>
@@ -12673,9 +12792,14 @@
       <w:r>
         <w:rPr>
           <w:i/>
-          <w:iCs/>
-        </w:rPr>
-        <w:t>Answer.</w:t>
+        </w:rPr>
+        <w:t>Definition.</w:t>
+      </w:r>
+      <w:r>
+        <w:rPr>
+          <w:i/>
+          <w:iCs/>
+        </w:rPr>
       </w:r>
       <w:r>
         <w:t xml:space="preserve"> / </w:t>
@@ -12685,7 +12809,7 @@
           <w:b/>
           <w:bCs/>
         </w:rPr>
-        <w:t>What is a book? — A book is a storybook, a Bible, and a schoolbook.</w:t>
+        <w:t>Definition or list? What is a book? — A book is a storybook, a Bible, and a schoolbook.</w:t>
       </w:r>
       <w:r>
         <w:t xml:space="preserve"> → </w:t>
@@ -12968,7 +13092,7 @@
         <w:t>Fix applied:</w:t>
       </w:r>
       <w:r>
-        <w:t xml:space="preserve"> the model states outright that a weak one-liner is still an ANSWER </w:t>
+        <w:t xml:space="preserve"> the model states outright that a weak one-liner is still a DEFINITION </w:t>
       </w:r>
       <w:r>
         <w:rPr>
@@ -13495,13 +13619,11 @@
         <w:t>Two canonical sentences arrive in the same minute.</w:t>
       </w:r>
       <w:r>
-        <w:t xml:space="preserve"> "An answer to 'What is X?' must be one answer that fits every X" and "That is a </w:t>
-      </w:r>
-      <w:r>
-        <w:t>List</w:t>
-      </w:r>
-      <w:r>
-        <w:t xml:space="preserve">, not an answer" are both required exactly. </w:t>
+        <w:t xml:space="preserve"> "An answer to 'What is X?' must be one answer that fits every X" and "That is a list, not a definition"</w:t>
+      </w:r>
+      <w:r/>
+      <w:r>
+        <w:t xml:space="preserve"> are both required exactly. </w:t>
       </w:r>
       <w:r>
         <w:rPr>
@@ -13922,7 +14044,7 @@
           <w:sz w:val="28"/>
           <w:szCs w:val="28"/>
         </w:rPr>
-        <w:t>1. REVIEW (6 min) — Tracks T1 and ANSWER/</w:t>
+        <w:t>1. REVIEW (6 min) — Tracks T1 and DEFINITION/LIST</w:t>
       </w:r>
       <w:r>
         <w:rPr>
@@ -13932,21 +14054,18 @@
           <w:sz w:val="28"/>
           <w:szCs w:val="28"/>
         </w:rPr>
-        <w:t>LIST</w:t>
-      </w:r>
-    </w:p>
-    <w:p>
-      <w:pPr>
-        <w:spacing w:after="120" w:line="276" w:lineRule="auto"/>
-      </w:pPr>
-      <w:r>
-        <w:t>(If the board was erased, rewrite the act names and the ANSWER/</w:t>
-      </w:r>
-      <w:r>
-        <w:t>LIST</w:t>
-      </w:r>
-      <w:r>
-        <w:t xml:space="preserve"> box. Ask, pause, signal. Interleave the tracks — do not run them in blocks.)</w:t>
+      </w:r>
+    </w:p>
+    <w:p>
+      <w:pPr>
+        <w:spacing w:after="120" w:line="276" w:lineRule="auto"/>
+      </w:pPr>
+      <w:r>
+        <w:t>(If the board was erased, rewrite the act names and the DEFINITION/LIST box</w:t>
+      </w:r>
+      <w:r/>
+      <w:r>
+        <w:t>. Ask, pause, signal. Interleave the tracks — do not run them in blocks.)</w:t>
       </w:r>
     </w:p>
     <w:p>
@@ -13980,7 +14099,7 @@
           <w:b/>
           <w:bCs/>
         </w:rPr>
-        <w:t>Everybody. What is a hat? — A hat is a cap, a bonnet, and a helmet.</w:t>
+        <w:t>Everybody. Definition or list? What is a hat? — A hat is a cap, a bonnet, and a helmet.</w:t>
       </w:r>
       <w:r>
         <w:t xml:space="preserve"> (pause, signal) → </w:t>
@@ -14019,7 +14138,171 @@
           <w:i/>
           <w:iCs/>
         </w:rPr>
-        <w:t xml:space="preserve">That is a </w:t>
+        <w:t>That is a list, not a definition.</w:t>
+      </w:r>
+      <w:r>
+        <w:rPr>
+          <w:i/>
+          <w:iCs/>
+        </w:rPr>
+      </w:r>
+      <w:r>
+        <w:rPr>
+          <w:i/>
+          <w:iCs/>
+        </w:rPr>
+      </w:r>
+      <w:r>
+        <w:rPr>
+          <w:i/>
+          <w:iCs/>
+        </w:rPr>
+      </w:r>
+      <w:r>
+        <w:rPr>
+          <w:i/>
+          <w:iCs/>
+        </w:rPr>
+      </w:r>
+    </w:p>
+    <w:p>
+      <w:pPr>
+        <w:spacing w:after="120" w:line="276" w:lineRule="auto"/>
+      </w:pPr>
+      <w:r>
+        <w:rPr>
+          <w:b/>
+          <w:bCs/>
+        </w:rPr>
+        <w:t>Everybody. Which act of the mind? Wheel.</w:t>
+      </w:r>
+      <w:r>
+        <w:t xml:space="preserve"> (pause, signal) → </w:t>
+      </w:r>
+      <w:r>
+        <w:rPr>
+          <w:i/>
+          <w:iCs/>
+        </w:rPr>
+        <w:t>One.</w:t>
+      </w:r>
+    </w:p>
+    <w:p>
+      <w:pPr>
+        <w:spacing w:after="120" w:line="276" w:lineRule="auto"/>
+      </w:pPr>
+      <w:r>
+        <w:rPr>
+          <w:b/>
+          <w:bCs/>
+        </w:rPr>
+        <w:t>Everybody. Definition or list? What is a hat? — A hat is a covering for the head.</w:t>
+      </w:r>
+      <w:r>
+        <w:t xml:space="preserve"> (pause, signal) → </w:t>
+      </w:r>
+      <w:r>
+        <w:rPr>
+          <w:i/>
+        </w:rPr>
+        <w:t>Definition</w:t>
+      </w:r>
+      <w:r>
+        <w:rPr>
+          <w:i/>
+          <w:iCs/>
+        </w:rPr>
+        <w:t>.</w:t>
+      </w:r>
+    </w:p>
+    <w:p>
+      <w:pPr>
+        <w:spacing w:after="120" w:line="276" w:lineRule="auto"/>
+      </w:pPr>
+      <w:r>
+        <w:rPr>
+          <w:b/>
+          <w:bCs/>
+        </w:rPr>
+        <w:t>Everybody. Say the three acts in order with me.</w:t>
+      </w:r>
+      <w:r>
+        <w:t xml:space="preserve"> → all three, together.</w:t>
+      </w:r>
+    </w:p>
+    <w:p>
+      <w:pPr>
+        <w:spacing w:after="120" w:line="276" w:lineRule="auto"/>
+      </w:pPr>
+      <w:r>
+        <w:rPr>
+          <w:b/>
+          <w:bCs/>
+        </w:rPr>
+        <w:t>(12). Say act one alone.</w:t>
+      </w:r>
+      <w:r>
+        <w:t xml:space="preserve"> → </w:t>
+      </w:r>
+      <w:r>
+        <w:rPr>
+          <w:i/>
+          <w:iCs/>
+        </w:rPr>
+        <w:t>Act one — grasping what a thing is.</w:t>
+      </w:r>
+    </w:p>
+    <w:p>
+      <w:pPr>
+        <w:spacing w:after="120" w:line="276" w:lineRule="auto"/>
+      </w:pPr>
+      <w:r>
+        <w:rPr>
+          <w:b/>
+          <w:bCs/>
+        </w:rPr>
+        <w:t>Everybody. Which act of the mind? The wheel is broken.</w:t>
+      </w:r>
+      <w:r>
+        <w:t xml:space="preserve"> (pause, signal) → </w:t>
+      </w:r>
+      <w:r>
+        <w:rPr>
+          <w:i/>
+          <w:iCs/>
+        </w:rPr>
+        <w:t>Two.</w:t>
+      </w:r>
+    </w:p>
+    <w:p>
+      <w:pPr>
+        <w:spacing w:after="120" w:line="276" w:lineRule="auto"/>
+      </w:pPr>
+      <w:r>
+        <w:rPr>
+          <w:b/>
+          <w:bCs/>
+        </w:rPr>
+        <w:t xml:space="preserve">Everybody. Definition or list? What is a fruit? — </w:t>
+      </w:r>
+      <w:proofErr w:type="gramStart"/>
+      <w:r>
+        <w:rPr>
+          <w:b/>
+          <w:bCs/>
+        </w:rPr>
+        <w:t>A</w:t>
+      </w:r>
+      <w:proofErr w:type="gramEnd"/>
+      <w:r>
+        <w:rPr>
+          <w:b/>
+          <w:bCs/>
+        </w:rPr>
+        <w:t xml:space="preserve"> fruit is an apple, a pear, and a plum.</w:t>
+      </w:r>
+      <w:r>
+        <w:t xml:space="preserve"> (pause, signal) → </w:t>
       </w:r>
       <w:r>
         <w:rPr>
@@ -14033,20 +14316,6 @@
           <w:i/>
           <w:iCs/>
         </w:rPr>
-        <w:t>, not a</w:t>
-      </w:r>
-      <w:r>
-        <w:rPr>
-          <w:i/>
-          <w:iCs/>
-        </w:rPr>
-        <w:t xml:space="preserve"> definition</w:t>
-      </w:r>
-      <w:r>
-        <w:rPr>
-          <w:i/>
-          <w:iCs/>
-        </w:rPr>
         <w:t>.</w:t>
       </w:r>
     </w:p>
@@ -14059,7 +14328,7 @@
           <w:b/>
           <w:bCs/>
         </w:rPr>
-        <w:t>Everybody. Wheel.</w:t>
+        <w:t>Everybody. Which act of the mind? Fix the wheel!</w:t>
       </w:r>
       <w:r>
         <w:t xml:space="preserve"> (pause, signal) → </w:t>
@@ -14069,24 +14338,27 @@
           <w:i/>
           <w:iCs/>
         </w:rPr>
-        <w:t>One.</w:t>
-      </w:r>
-    </w:p>
-    <w:p>
-      <w:pPr>
-        <w:spacing w:after="120" w:line="276" w:lineRule="auto"/>
-      </w:pPr>
-      <w:r>
-        <w:rPr>
-          <w:b/>
-          <w:bCs/>
-        </w:rPr>
-        <w:t>Everybody. What is a hat? — A hat is a covering for the head.</w:t>
+        <w:t>None.</w:t>
+      </w:r>
+    </w:p>
+    <w:p>
+      <w:pPr>
+        <w:spacing w:after="120" w:line="276" w:lineRule="auto"/>
+      </w:pPr>
+      <w:r>
+        <w:rPr>
+          <w:b/>
+          <w:bCs/>
+        </w:rPr>
+        <w:t>Everybody. Definition or list? What is a fruit? — A fruit is the part of a plant that holds the seed.</w:t>
       </w:r>
       <w:r>
         <w:t xml:space="preserve"> (pause, signal) → </w:t>
       </w:r>
       <w:r>
+        <w:rPr>
+          <w:i/>
+        </w:rPr>
         <w:t>Definition</w:t>
       </w:r>
       <w:r>
@@ -14106,22 +14378,21 @@
           <w:b/>
           <w:bCs/>
         </w:rPr>
-        <w:t>Everybody. Say the three acts in order with me.</w:t>
-      </w:r>
-      <w:r>
-        <w:t xml:space="preserve"> → all three, together.</w:t>
-      </w:r>
-    </w:p>
-    <w:p>
-      <w:pPr>
-        <w:spacing w:after="120" w:line="276" w:lineRule="auto"/>
-      </w:pPr>
-      <w:r>
-        <w:rPr>
-          <w:b/>
-          <w:bCs/>
-        </w:rPr>
-        <w:t>(12). Say act one alone.</w:t>
+        <w:t>(9). Definition or list? What is a bird? — A bird is an animal that flies.</w:t>
+      </w:r>
+      <w:proofErr w:type="gramStart"/>
+      <w:r>
+        <w:rPr>
+          <w:b/>
+          <w:bCs/>
+        </w:rPr>
+      </w:r>
+      <w:proofErr w:type="gramEnd"/>
+      <w:r>
+        <w:rPr>
+          <w:b/>
+          <w:bCs/>
+        </w:rPr>
       </w:r>
       <w:r>
         <w:t xml:space="preserve"> → </w:t>
@@ -14129,69 +14400,8 @@
       <w:r>
         <w:rPr>
           <w:i/>
-          <w:iCs/>
-        </w:rPr>
-        <w:t>Act one — grasping what a thing is.</w:t>
-      </w:r>
-    </w:p>
-    <w:p>
-      <w:pPr>
-        <w:spacing w:after="120" w:line="276" w:lineRule="auto"/>
-      </w:pPr>
-      <w:r>
-        <w:rPr>
-          <w:b/>
-          <w:bCs/>
-        </w:rPr>
-        <w:t>Everybody. The wheel is broken.</w:t>
-      </w:r>
-      <w:r>
-        <w:t xml:space="preserve"> (pause, signal) → </w:t>
-      </w:r>
-      <w:r>
-        <w:rPr>
-          <w:i/>
-          <w:iCs/>
-        </w:rPr>
-        <w:t>Two.</w:t>
-      </w:r>
-    </w:p>
-    <w:p>
-      <w:pPr>
-        <w:spacing w:after="120" w:line="276" w:lineRule="auto"/>
-      </w:pPr>
-      <w:r>
-        <w:rPr>
-          <w:b/>
-          <w:bCs/>
-        </w:rPr>
-        <w:t xml:space="preserve">Everybody. What is a fruit? — </w:t>
-      </w:r>
-      <w:proofErr w:type="gramStart"/>
-      <w:r>
-        <w:rPr>
-          <w:b/>
-          <w:bCs/>
-        </w:rPr>
-        <w:t>A</w:t>
-      </w:r>
-      <w:proofErr w:type="gramEnd"/>
-      <w:r>
-        <w:rPr>
-          <w:b/>
-          <w:bCs/>
-        </w:rPr>
-        <w:t xml:space="preserve"> fruit is an apple, a pear, and a plum.</w:t>
-      </w:r>
-      <w:r>
-        <w:t xml:space="preserve"> (pause, signal) → </w:t>
-      </w:r>
-      <w:r>
-        <w:rPr>
-          <w:i/>
-          <w:iCs/>
-        </w:rPr>
-        <w:t>List</w:t>
+        </w:rPr>
+        <w:t>Definition</w:t>
       </w:r>
       <w:r>
         <w:rPr>
@@ -14210,94 +14420,6 @@
           <w:b/>
           <w:bCs/>
         </w:rPr>
-        <w:t>Everybody. Fix the wheel!</w:t>
-      </w:r>
-      <w:r>
-        <w:t xml:space="preserve"> (pause, signal) → </w:t>
-      </w:r>
-      <w:r>
-        <w:rPr>
-          <w:i/>
-          <w:iCs/>
-        </w:rPr>
-        <w:t>None.</w:t>
-      </w:r>
-    </w:p>
-    <w:p>
-      <w:pPr>
-        <w:spacing w:after="120" w:line="276" w:lineRule="auto"/>
-      </w:pPr>
-      <w:r>
-        <w:rPr>
-          <w:b/>
-          <w:bCs/>
-        </w:rPr>
-        <w:t>Everybody. What is a fruit? — A fruit is the part of a plant that holds the seed.</w:t>
-      </w:r>
-      <w:r>
-        <w:t xml:space="preserve"> (pause, signal) → </w:t>
-      </w:r>
-      <w:r>
-        <w:t>definition</w:t>
-      </w:r>
-      <w:r>
-        <w:rPr>
-          <w:i/>
-          <w:iCs/>
-        </w:rPr>
-        <w:t>.</w:t>
-      </w:r>
-    </w:p>
-    <w:p>
-      <w:pPr>
-        <w:spacing w:after="120" w:line="276" w:lineRule="auto"/>
-      </w:pPr>
-      <w:r>
-        <w:rPr>
-          <w:b/>
-          <w:bCs/>
-        </w:rPr>
-        <w:t xml:space="preserve">(9). What is a bird? — A bird is an animal that flies. Answer or </w:t>
-      </w:r>
-      <w:proofErr w:type="gramStart"/>
-      <w:r>
-        <w:rPr>
-          <w:b/>
-          <w:bCs/>
-        </w:rPr>
-        <w:t>List</w:t>
-      </w:r>
-      <w:proofErr w:type="gramEnd"/>
-      <w:r>
-        <w:rPr>
-          <w:b/>
-          <w:bCs/>
-        </w:rPr>
-        <w:t>?</w:t>
-      </w:r>
-      <w:r>
-        <w:t xml:space="preserve"> → </w:t>
-      </w:r>
-      <w:r>
-        <w:t>definition</w:t>
-      </w:r>
-      <w:r>
-        <w:rPr>
-          <w:i/>
-          <w:iCs/>
-        </w:rPr>
-        <w:t>.</w:t>
-      </w:r>
-    </w:p>
-    <w:p>
-      <w:pPr>
-        <w:spacing w:after="120" w:line="276" w:lineRule="auto"/>
-      </w:pPr>
-      <w:r>
-        <w:rPr>
-          <w:b/>
-          <w:bCs/>
-        </w:rPr>
         <w:t>Good. A poor answer is still an answer.</w:t>
       </w:r>
     </w:p>
@@ -14310,7 +14432,7 @@
           <w:b/>
           <w:bCs/>
         </w:rPr>
-        <w:t xml:space="preserve">(12). Every wheel </w:t>
+        <w:t xml:space="preserve">(12). Which act of the mind? Every wheel </w:t>
       </w:r>
       <w:proofErr w:type="gramStart"/>
       <w:r>
@@ -14495,7 +14617,10 @@
         <w:t xml:space="preserve"> (Repeat item.) → </w:t>
       </w:r>
       <w:r>
-        <w:t>definition</w:t>
+        <w:rPr>
+          <w:i/>
+        </w:rPr>
+        <w:t>Definition</w:t>
       </w:r>
       <w:r>
         <w:rPr>
@@ -14573,21 +14698,20 @@
           <w:b/>
           <w:bCs/>
         </w:rPr>
-        <w:t xml:space="preserve">Each one really is a hat. That is why it is a </w:t>
-      </w:r>
-      <w:r>
-        <w:rPr>
-          <w:b/>
-          <w:bCs/>
-        </w:rPr>
-        <w:t>List</w:t>
-      </w:r>
-      <w:r>
-        <w:rPr>
-          <w:b/>
-          <w:bCs/>
-        </w:rPr>
-        <w:t xml:space="preserve"> of hats, not an answer.</w:t>
+        <w:t>Each one really is a hat. That is why it is a list of hats, not a definition</w:t>
+      </w:r>
+      <w:r>
+        <w:rPr>
+          <w:b/>
+          <w:bCs/>
+        </w:rPr>
+      </w:r>
+      <w:r>
+        <w:rPr>
+          <w:b/>
+          <w:bCs/>
+        </w:rPr>
+        <w:t>.</w:t>
       </w:r>
       <w:r>
         <w:t xml:space="preserve"> (Repeat item.) → </w:t>
@@ -15296,7 +15420,7 @@
           <w:b/>
           <w:bCs/>
         </w:rPr>
-        <w:t>A shoe is a covering for the foot.</w:t>
+        <w:t>Test it — good, too wide, or too narrow? A shoe is a covering for the foot.</w:t>
       </w:r>
       <w:r>
         <w:t xml:space="preserve">   → </w:t>
@@ -15322,7 +15446,7 @@
           <w:b/>
           <w:bCs/>
         </w:rPr>
-        <w:t>A shoe is a leather covering for the foot.</w:t>
+        <w:t>Test it — good, too wide, or too narrow? A shoe is a leather covering for the foot.</w:t>
       </w:r>
       <w:r>
         <w:t xml:space="preserve">   → </w:t>
@@ -15371,7 +15495,7 @@
           <w:b/>
           <w:bCs/>
         </w:rPr>
-        <w:t>A shoe is a covering.</w:t>
+        <w:t>Test it — good, too wide, or too narrow? A shoe is a covering.</w:t>
       </w:r>
       <w:r>
         <w:t xml:space="preserve">   → </w:t>
@@ -15544,7 +15668,7 @@
           <w:b/>
           <w:bCs/>
         </w:rPr>
-        <w:t>A chair is a wooden seat for one person.</w:t>
+        <w:t>Test it — good, too wide, or too narrow? A chair is a wooden seat for one person.</w:t>
       </w:r>
       <w:r>
         <w:t xml:space="preserve">   → </w:t>
@@ -15717,7 +15841,7 @@
           <w:b/>
           <w:bCs/>
         </w:rPr>
-        <w:t>Bread is food.</w:t>
+        <w:t>Test it — good, too wide, or too narrow? Bread is food.</w:t>
       </w:r>
       <w:r>
         <w:t xml:space="preserve">   → </w:t>
@@ -15903,7 +16027,7 @@
           <w:b/>
           <w:bCs/>
         </w:rPr>
-        <w:t>A shepherd is a man who takes care of sheep.</w:t>
+        <w:t>Test it — good, too wide, or too narrow? A shepherd is a man who takes care of sheep.</w:t>
       </w:r>
       <w:r>
         <w:t xml:space="preserve">   → </w:t>
@@ -16707,7 +16831,7 @@
           <w:b/>
           <w:bCs/>
         </w:rPr>
-        <w:t>Everybody. A spoon is a tool for eating.</w:t>
+        <w:t>Everybody. Test it — good, too wide, or too narrow? A spoon is a tool for eating.</w:t>
       </w:r>
       <w:r>
         <w:t xml:space="preserve"> (pause, signal) → </w:t>
@@ -16762,7 +16886,7 @@
           <w:b/>
           <w:bCs/>
         </w:rPr>
-        <w:t xml:space="preserve">List or definition? </w:t>
+        <w:t xml:space="preserve">Definition or list? </w:t>
       </w:r>
       <w:r>
         <w:rPr>
@@ -16798,7 +16922,7 @@
           <w:b/>
           <w:bCs/>
         </w:rPr>
-        <w:t>Everybody. A shoe is a leather covering for the foot.</w:t>
+        <w:t>Everybody. Test it — good, too wide, or too narrow? A shoe is a leather covering for the foot.</w:t>
       </w:r>
       <w:r>
         <w:t xml:space="preserve"> (pause, signal) → </w:t>
@@ -16843,22 +16967,93 @@
           <w:b/>
           <w:bCs/>
         </w:rPr>
-        <w:t>(9). Fork.</w:t>
+        <w:t>(9). Which act of the mind? Fork.</w:t>
+      </w:r>
+      <w:r/>
+      <w:r>
+        <w:rPr>
+          <w:b/>
+          <w:bCs/>
+        </w:rPr>
       </w:r>
       <w:r>
         <w:t xml:space="preserve"> </w:t>
       </w:r>
       <w:r>
-        <w:rPr>
-          <w:b/>
-          <w:bCs/>
-        </w:rPr>
-        <w:t>Which act of the mind is it?</w:t>
+        <w:t xml:space="preserve">→ </w:t>
+      </w:r>
+      <w:r>
+        <w:rPr>
+          <w:i/>
+          <w:iCs/>
+        </w:rPr>
+        <w:t>One.</w:t>
+      </w:r>
+    </w:p>
+    <w:p>
+      <w:pPr>
+        <w:spacing w:after="120" w:line="276" w:lineRule="auto"/>
+      </w:pPr>
+      <w:r>
+        <w:rPr>
+          <w:b/>
+          <w:bCs/>
+        </w:rPr>
+        <w:t>Everybody. Definition or list? What is a dog? — A dog is a collie, a beagle, and a lab.</w:t>
+      </w:r>
+      <w:r>
+        <w:t xml:space="preserve"> (pause, signal) → </w:t>
+      </w:r>
+      <w:r>
+        <w:rPr>
+          <w:i/>
+          <w:iCs/>
+        </w:rPr>
+        <w:t>List</w:t>
+      </w:r>
+      <w:r>
+        <w:rPr>
+          <w:i/>
+          <w:iCs/>
+        </w:rPr>
+        <w:t>.</w:t>
+      </w:r>
+    </w:p>
+    <w:p>
+      <w:pPr>
+        <w:spacing w:after="120" w:line="276" w:lineRule="auto"/>
+      </w:pPr>
+      <w:r>
+        <w:rPr>
+          <w:b/>
+          <w:bCs/>
+        </w:rPr>
+        <w:t>Everybody. Test it — good, too wide, or too narrow? A dog is an animal that barks.</w:t>
+      </w:r>
+      <w:r>
+        <w:t xml:space="preserve"> (pause, signal) → </w:t>
+      </w:r>
+      <w:r>
+        <w:rPr>
+          <w:i/>
+          <w:iCs/>
+        </w:rPr>
+        <w:t>Too narrow.</w:t>
       </w:r>
       <w:r>
         <w:t xml:space="preserve"> </w:t>
       </w:r>
       <w:r>
+        <w:rPr>
+          <w:b/>
+          <w:bCs/>
+        </w:rPr>
+        <w:t>Name the counterexample.</w:t>
+      </w:r>
+      <w:r>
+        <w:t xml:space="preserve"> </w:t>
+      </w:r>
+      <w:r>
         <w:t xml:space="preserve">→ </w:t>
       </w:r>
       <w:r>
@@ -16866,19 +17061,59 @@
           <w:i/>
           <w:iCs/>
         </w:rPr>
-        <w:t>One.</w:t>
-      </w:r>
-    </w:p>
-    <w:p>
-      <w:pPr>
-        <w:spacing w:after="120" w:line="276" w:lineRule="auto"/>
-      </w:pPr>
-      <w:r>
-        <w:rPr>
-          <w:b/>
-          <w:bCs/>
-        </w:rPr>
-        <w:t>Everybody. What is a dog? — A dog is a collie, a beagle, and a lab.</w:t>
+        <w:t>A dog that cannot bark. / A puppy that hasn't barked yet.</w:t>
+      </w:r>
+    </w:p>
+    <w:p>
+      <w:pPr>
+        <w:spacing w:after="120" w:line="276" w:lineRule="auto"/>
+      </w:pPr>
+      <w:r>
+        <w:rPr>
+          <w:b/>
+          <w:bCs/>
+        </w:rPr>
+        <w:t xml:space="preserve">(Note: yesterday this same sentence was a DEFINITION, and it still is. Today we are </w:t>
+      </w:r>
+      <w:r>
+        <w:rPr>
+          <w:b/>
+          <w:bCs/>
+        </w:rPr>
+        <w:t>evaluating</w:t>
+      </w:r>
+      <w:r>
+        <w:rPr>
+          <w:b/>
+          <w:bCs/>
+        </w:rPr>
+        <w:t xml:space="preserve"> it. If a student objects, say: "Yesterday I asked if it was one answer. It was. Today I ask if it is a good one. It isn't." If (12) instead names a barking non-dog — a fox, a seal — accept it and ask whether it also leaves any dog out. One correctly named fault is enough for (9) on this item.)</w:t>
+      </w:r>
+    </w:p>
+    <w:p>
+      <w:pPr>
+        <w:spacing w:after="120" w:line="276" w:lineRule="auto"/>
+      </w:pPr>
+      <w:r>
+        <w:rPr>
+          <w:b/>
+          <w:bCs/>
+        </w:rPr>
+        <w:t>Everybody. Say Rule 1</w:t>
+      </w:r>
+      <w:r>
+        <w:rPr>
+          <w:b/>
+          <w:bCs/>
+        </w:rPr>
+        <w:t xml:space="preserve"> for definitions</w:t>
+      </w:r>
+      <w:r>
+        <w:rPr>
+          <w:b/>
+          <w:bCs/>
+        </w:rPr>
+        <w:t>.</w:t>
       </w:r>
       <w:r>
         <w:t xml:space="preserve"> (pause, signal) → </w:t>
@@ -16888,27 +17123,218 @@
           <w:i/>
           <w:iCs/>
         </w:rPr>
-        <w:t>List</w:t>
-      </w:r>
-      <w:r>
-        <w:rPr>
-          <w:i/>
-          <w:iCs/>
+        <w:t>A definition must include every instance of the thing defined.</w:t>
+      </w:r>
+    </w:p>
+    <w:p>
+      <w:pPr>
+        <w:spacing w:after="120" w:line="276" w:lineRule="auto"/>
+      </w:pPr>
+      <w:r>
+        <w:rPr>
+          <w:b/>
+          <w:bCs/>
+        </w:rPr>
+        <w:t>Everybody. Test it — good, too wide, or too narrow? A cat is a small animal with fur.</w:t>
+      </w:r>
+      <w:r>
+        <w:t xml:space="preserve"> (pause, signal) → </w:t>
+      </w:r>
+      <w:r>
+        <w:rPr>
+          <w:i/>
+          <w:iCs/>
+        </w:rPr>
+        <w:t>Too wide.</w:t>
+      </w:r>
+      <w:r>
+        <w:t xml:space="preserve"> </w:t>
+      </w:r>
+      <w:r>
+        <w:rPr>
+          <w:b/>
+          <w:bCs/>
+        </w:rPr>
+        <w:t>Name the counterexample.</w:t>
+      </w:r>
+      <w:r>
+        <w:t xml:space="preserve"> </w:t>
+      </w:r>
+      <w:r>
+        <w:t xml:space="preserve">→ </w:t>
+      </w:r>
+      <w:r>
+        <w:rPr>
+          <w:i/>
+          <w:iCs/>
+        </w:rPr>
+        <w:t>A rabbit. / A mouse.</w:t>
+      </w:r>
+    </w:p>
+    <w:p>
+      <w:pPr>
+        <w:spacing w:after="120" w:line="276" w:lineRule="auto"/>
+      </w:pPr>
+      <w:r>
+        <w:rPr>
+          <w:b/>
+          <w:bCs/>
+        </w:rPr>
+        <w:t>(12). Which rule did that break?</w:t>
+      </w:r>
+      <w:r>
+        <w:t xml:space="preserve"> → </w:t>
+      </w:r>
+      <w:r>
+        <w:rPr>
+          <w:i/>
+          <w:iCs/>
+        </w:rPr>
+        <w:t>Rule two.</w:t>
+      </w:r>
+    </w:p>
+    <w:p>
+      <w:pPr>
+        <w:spacing w:after="120" w:line="276" w:lineRule="auto"/>
+      </w:pPr>
+      <w:r>
+        <w:rPr>
+          <w:b/>
+          <w:bCs/>
+        </w:rPr>
+        <w:t>Everybody. Test it — good, too wide, or too narrow? A triangle is a shape with three straight sides.</w:t>
+      </w:r>
+      <w:r>
+        <w:t xml:space="preserve"> (pause, signal) → </w:t>
+      </w:r>
+      <w:r>
+        <w:rPr>
+          <w:i/>
+          <w:iCs/>
+        </w:rPr>
+        <w:t>Good.</w:t>
+      </w:r>
+    </w:p>
+    <w:p>
+      <w:pPr>
+        <w:spacing w:after="120" w:line="276" w:lineRule="auto"/>
+      </w:pPr>
+      <w:r>
+        <w:rPr>
+          <w:b/>
+          <w:bCs/>
+        </w:rPr>
+        <w:t>Everybody. Which act of the mind? Is the shoe wet?</w:t>
+      </w:r>
+      <w:r>
+        <w:rPr>
+          <w:b/>
+          <w:bCs/>
+        </w:rPr>
+      </w:r>
+      <w:r>
+        <w:t xml:space="preserve"> (pause, signal) → </w:t>
+      </w:r>
+      <w:r>
+        <w:rPr>
+          <w:i/>
+          <w:iCs/>
+        </w:rPr>
+        <w:t>None.</w:t>
+      </w:r>
+    </w:p>
+    <w:p>
+      <w:pPr>
+        <w:spacing w:after="120" w:line="276" w:lineRule="auto"/>
+      </w:pPr>
+      <w:r>
+        <w:rPr>
+          <w:b/>
+          <w:bCs/>
+        </w:rPr>
+        <w:t>Everybody. Test it — good, too wide, or too narrow? A house is a building made of wood.</w:t>
+      </w:r>
+      <w:r>
+        <w:t xml:space="preserve"> (pause, signal) → </w:t>
+      </w:r>
+      <w:r>
+        <w:rPr>
+          <w:i/>
+          <w:iCs/>
+        </w:rPr>
+        <w:t>Too narrow.</w:t>
+      </w:r>
+      <w:r>
+        <w:t xml:space="preserve"> </w:t>
+      </w:r>
+      <w:r>
+        <w:rPr>
+          <w:b/>
+          <w:bCs/>
+        </w:rPr>
+        <w:t>Name the counterexample.</w:t>
+      </w:r>
+      <w:r>
+        <w:t xml:space="preserve"> </w:t>
+      </w:r>
+      <w:r>
+        <w:t xml:space="preserve">→ </w:t>
+      </w:r>
+      <w:r>
+        <w:rPr>
+          <w:i/>
+          <w:iCs/>
+        </w:rPr>
+        <w:t>A brick house. / A stone house.</w:t>
+      </w:r>
+    </w:p>
+    <w:p>
+      <w:pPr>
+        <w:spacing w:after="120" w:line="276" w:lineRule="auto"/>
+      </w:pPr>
+      <w:r>
+        <w:rPr>
+          <w:b/>
+          <w:bCs/>
+        </w:rPr>
+        <w:t>(9). Which rule did that break?</w:t>
+      </w:r>
+      <w:r>
+        <w:t xml:space="preserve"> → </w:t>
+      </w:r>
+      <w:r>
+        <w:rPr>
+          <w:i/>
+          <w:iCs/>
+        </w:rPr>
+        <w:t>Rule one.</w:t>
+      </w:r>
+    </w:p>
+    <w:p>
+      <w:pPr>
+        <w:spacing w:after="120" w:line="276" w:lineRule="auto"/>
+      </w:pPr>
+      <w:r>
+        <w:rPr>
+          <w:b/>
+          <w:bCs/>
+        </w:rPr>
+        <w:t>Everybody. Say Rule 2</w:t>
+      </w:r>
+      <w:r>
+        <w:rPr>
+          <w:b/>
+          <w:bCs/>
+        </w:rPr>
+        <w:t xml:space="preserve"> for definitions</w:t>
+      </w:r>
+      <w:r>
+        <w:rPr>
+          <w:b/>
+          <w:bCs/>
         </w:rPr>
         <w:t>.</w:t>
       </w:r>
-    </w:p>
-    <w:p>
-      <w:pPr>
-        <w:spacing w:after="120" w:line="276" w:lineRule="auto"/>
-      </w:pPr>
-      <w:r>
-        <w:rPr>
-          <w:b/>
-          <w:bCs/>
-        </w:rPr>
-        <w:t>Everybody. A dog is an animal that barks.</w:t>
-      </w:r>
       <w:r>
         <w:t xml:space="preserve"> (pause, signal) → </w:t>
       </w:r>
@@ -16917,7 +17343,73 @@
           <w:i/>
           <w:iCs/>
         </w:rPr>
-        <w:t>Too narrow.</w:t>
+        <w:t>A definition must exclude everything that is not the thing defined.</w:t>
+      </w:r>
+    </w:p>
+    <w:p>
+      <w:pPr>
+        <w:spacing w:after="120" w:line="276" w:lineRule="auto"/>
+      </w:pPr>
+      <w:r>
+        <w:rPr>
+          <w:b/>
+          <w:bCs/>
+        </w:rPr>
+        <w:t>Everybody. What is logic?</w:t>
+      </w:r>
+      <w:r>
+        <w:t xml:space="preserve"> (pause, signal) → </w:t>
+      </w:r>
+      <w:r>
+        <w:rPr>
+          <w:i/>
+          <w:iCs/>
+        </w:rPr>
+        <w:t>Logic is the art of reasoning well.</w:t>
+      </w:r>
+    </w:p>
+    <w:p>
+      <w:pPr>
+        <w:spacing w:after="120" w:line="276" w:lineRule="auto"/>
+      </w:pPr>
+      <w:r>
+        <w:rPr>
+          <w:b/>
+          <w:bCs/>
+        </w:rPr>
+        <w:t>Everybody. Test it — good, too wide, or too narrow? A shepherd is a man who takes care of sheep.</w:t>
+      </w:r>
+      <w:r>
+        <w:t xml:space="preserve"> (pause, signal) → </w:t>
+      </w:r>
+      <w:r>
+        <w:rPr>
+          <w:i/>
+          <w:iCs/>
+        </w:rPr>
+        <w:t>Good.</w:t>
+      </w:r>
+    </w:p>
+    <w:p>
+      <w:pPr>
+        <w:spacing w:after="120" w:line="276" w:lineRule="auto"/>
+      </w:pPr>
+      <w:r>
+        <w:rPr>
+          <w:b/>
+          <w:bCs/>
+        </w:rPr>
+        <w:t>Everybody. Test it — good, too wide, or too narrow? A boat is a thing that floats.</w:t>
+      </w:r>
+      <w:r>
+        <w:t xml:space="preserve"> (pause, signal) → </w:t>
+      </w:r>
+      <w:r>
+        <w:rPr>
+          <w:i/>
+          <w:iCs/>
+        </w:rPr>
+        <w:t>Too wide.</w:t>
       </w:r>
       <w:r>
         <w:t xml:space="preserve"> </w:t>
@@ -16940,126 +17432,19 @@
           <w:i/>
           <w:iCs/>
         </w:rPr>
-        <w:t>A dog that cannot bark. / A puppy that hasn't barked yet.</w:t>
-      </w:r>
-    </w:p>
-    <w:p>
-      <w:pPr>
-        <w:spacing w:after="120" w:line="276" w:lineRule="auto"/>
-      </w:pPr>
-      <w:r>
-        <w:rPr>
-          <w:b/>
-          <w:bCs/>
-        </w:rPr>
-        <w:t xml:space="preserve">(Note: yesterday this same sentence was an ANSWER, and it still is. Today we are </w:t>
-      </w:r>
-      <w:r>
-        <w:rPr>
-          <w:b/>
-          <w:bCs/>
-        </w:rPr>
-        <w:t>evaluating</w:t>
-      </w:r>
-      <w:r>
-        <w:rPr>
-          <w:b/>
-          <w:bCs/>
-        </w:rPr>
-        <w:t xml:space="preserve"> it. If a student objects, say: "Yesterday I asked if it was one answer. It was. Today I ask if it is a good one. It isn't." If (12) instead names a barking non-dog — a fox, a seal — accept it and ask whether it also leaves any dog out. One correctly named fault is enough for (9) on this item.)</w:t>
-      </w:r>
-    </w:p>
-    <w:p>
-      <w:pPr>
-        <w:spacing w:after="120" w:line="276" w:lineRule="auto"/>
-      </w:pPr>
-      <w:r>
-        <w:rPr>
-          <w:b/>
-          <w:bCs/>
-        </w:rPr>
-        <w:t>Everybody. Say Rule 1</w:t>
-      </w:r>
-      <w:r>
-        <w:rPr>
-          <w:b/>
-          <w:bCs/>
-        </w:rPr>
-        <w:t xml:space="preserve"> for definitions</w:t>
-      </w:r>
-      <w:r>
-        <w:rPr>
-          <w:b/>
-          <w:bCs/>
-        </w:rPr>
-        <w:t>.</w:t>
-      </w:r>
-      <w:r>
-        <w:t xml:space="preserve"> (pause, signal) → </w:t>
-      </w:r>
-      <w:r>
-        <w:rPr>
-          <w:i/>
-          <w:iCs/>
-        </w:rPr>
-        <w:t>A definition must include every instance of the thing defined.</w:t>
-      </w:r>
-    </w:p>
-    <w:p>
-      <w:pPr>
-        <w:spacing w:after="120" w:line="276" w:lineRule="auto"/>
-      </w:pPr>
-      <w:r>
-        <w:rPr>
-          <w:b/>
-          <w:bCs/>
-        </w:rPr>
-        <w:t>Everybody. A cat is a small animal with fur.</w:t>
-      </w:r>
-      <w:r>
-        <w:t xml:space="preserve"> (pause, signal) → </w:t>
-      </w:r>
-      <w:r>
-        <w:rPr>
-          <w:i/>
-          <w:iCs/>
-        </w:rPr>
-        <w:t>Too wide.</w:t>
-      </w:r>
-      <w:r>
-        <w:t xml:space="preserve"> </w:t>
-      </w:r>
-      <w:r>
-        <w:rPr>
-          <w:b/>
-          <w:bCs/>
-        </w:rPr>
-        <w:t>Name the counterexample.</w:t>
-      </w:r>
-      <w:r>
-        <w:t xml:space="preserve"> </w:t>
-      </w:r>
-      <w:r>
-        <w:t xml:space="preserve">→ </w:t>
-      </w:r>
-      <w:r>
-        <w:rPr>
-          <w:i/>
-          <w:iCs/>
-        </w:rPr>
-        <w:t>A rabbit. / A mouse.</w:t>
-      </w:r>
-    </w:p>
-    <w:p>
-      <w:pPr>
-        <w:spacing w:after="120" w:line="276" w:lineRule="auto"/>
-      </w:pPr>
-      <w:r>
-        <w:rPr>
-          <w:b/>
-          <w:bCs/>
-        </w:rPr>
-        <w:t>(12). Which rule did that break?</w:t>
+        <w:t>A stick. / A duck.</w:t>
+      </w:r>
+    </w:p>
+    <w:p>
+      <w:pPr>
+        <w:spacing w:after="120" w:line="276" w:lineRule="auto"/>
+      </w:pPr>
+      <w:r>
+        <w:rPr>
+          <w:b/>
+          <w:bCs/>
+        </w:rPr>
+        <w:t>(12). A bird is a flying animal. Both faults.</w:t>
       </w:r>
       <w:r>
         <w:t xml:space="preserve"> → </w:t>
@@ -17069,115 +17454,19 @@
           <w:i/>
           <w:iCs/>
         </w:rPr>
-        <w:t>Rule two.</w:t>
-      </w:r>
-    </w:p>
-    <w:p>
-      <w:pPr>
-        <w:spacing w:after="120" w:line="276" w:lineRule="auto"/>
-      </w:pPr>
-      <w:r>
-        <w:rPr>
-          <w:b/>
-          <w:bCs/>
-        </w:rPr>
-        <w:t>Everybody. A triangle is a shape with three straight sides.</w:t>
-      </w:r>
-      <w:r>
-        <w:t xml:space="preserve"> (pause, signal) → </w:t>
-      </w:r>
-      <w:r>
-        <w:rPr>
-          <w:i/>
-          <w:iCs/>
-        </w:rPr>
-        <w:t>Good.</w:t>
-      </w:r>
-    </w:p>
-    <w:p>
-      <w:pPr>
-        <w:spacing w:after="120" w:line="276" w:lineRule="auto"/>
-      </w:pPr>
-      <w:r>
-        <w:rPr>
-          <w:b/>
-          <w:bCs/>
-        </w:rPr>
-        <w:t>Everybody. Is the shoe wet?</w:t>
-      </w:r>
-      <w:r>
-        <w:rPr>
-          <w:b/>
-          <w:bCs/>
-        </w:rPr>
-        <w:t xml:space="preserve"> Which act?</w:t>
-      </w:r>
-      <w:r>
-        <w:t xml:space="preserve"> (pause, signal) → </w:t>
-      </w:r>
-      <w:r>
-        <w:rPr>
-          <w:i/>
-          <w:iCs/>
-        </w:rPr>
-        <w:t>None.</w:t>
-      </w:r>
-    </w:p>
-    <w:p>
-      <w:pPr>
-        <w:spacing w:after="120" w:line="276" w:lineRule="auto"/>
-      </w:pPr>
-      <w:r>
-        <w:rPr>
-          <w:b/>
-          <w:bCs/>
-        </w:rPr>
-        <w:t>Everybody. A house is a building made of wood.</w:t>
-      </w:r>
-      <w:r>
-        <w:t xml:space="preserve"> (pause, signal) → </w:t>
-      </w:r>
-      <w:r>
-        <w:rPr>
-          <w:i/>
-          <w:iCs/>
-        </w:rPr>
-        <w:t>Too narrow.</w:t>
-      </w:r>
-      <w:r>
-        <w:t xml:space="preserve"> </w:t>
-      </w:r>
-      <w:r>
-        <w:rPr>
-          <w:b/>
-          <w:bCs/>
-        </w:rPr>
-        <w:t>Name the counterexample.</w:t>
-      </w:r>
-      <w:r>
-        <w:t xml:space="preserve"> </w:t>
-      </w:r>
-      <w:r>
-        <w:t xml:space="preserve">→ </w:t>
-      </w:r>
-      <w:r>
-        <w:rPr>
-          <w:i/>
-          <w:iCs/>
-        </w:rPr>
-        <w:t>A brick house. / A stone house.</w:t>
-      </w:r>
-    </w:p>
-    <w:p>
-      <w:pPr>
-        <w:spacing w:after="120" w:line="276" w:lineRule="auto"/>
-      </w:pPr>
-      <w:r>
-        <w:rPr>
-          <w:b/>
-          <w:bCs/>
-        </w:rPr>
-        <w:t>(9). Which rule did that break?</w:t>
+        <w:t>Too narrow — a penguin; too wide — a bat.</w:t>
+      </w:r>
+    </w:p>
+    <w:p>
+      <w:pPr>
+        <w:spacing w:after="120" w:line="276" w:lineRule="auto"/>
+      </w:pPr>
+      <w:r>
+        <w:rPr>
+          <w:b/>
+          <w:bCs/>
+        </w:rPr>
+        <w:t>(9). When someone answers with a list, say —</w:t>
       </w:r>
       <w:r>
         <w:t xml:space="preserve"> → </w:t>
@@ -17187,204 +17476,31 @@
           <w:i/>
           <w:iCs/>
         </w:rPr>
-        <w:t>Rule one.</w:t>
-      </w:r>
-    </w:p>
-    <w:p>
-      <w:pPr>
-        <w:spacing w:after="120" w:line="276" w:lineRule="auto"/>
-      </w:pPr>
-      <w:r>
-        <w:rPr>
-          <w:b/>
-          <w:bCs/>
-        </w:rPr>
-        <w:t>Everybody. Say Rule 2</w:t>
-      </w:r>
-      <w:r>
-        <w:rPr>
-          <w:b/>
-          <w:bCs/>
-        </w:rPr>
-        <w:t xml:space="preserve"> for definitions</w:t>
-      </w:r>
-      <w:r>
-        <w:rPr>
-          <w:b/>
-          <w:bCs/>
-        </w:rPr>
-        <w:t>.</w:t>
-      </w:r>
-      <w:r>
-        <w:t xml:space="preserve"> (pause, signal) → </w:t>
-      </w:r>
-      <w:r>
-        <w:rPr>
-          <w:i/>
-          <w:iCs/>
-        </w:rPr>
-        <w:t>A definition must exclude everything that is not the thing defined.</w:t>
-      </w:r>
-    </w:p>
-    <w:p>
-      <w:pPr>
-        <w:spacing w:after="120" w:line="276" w:lineRule="auto"/>
-      </w:pPr>
-      <w:r>
-        <w:rPr>
-          <w:b/>
-          <w:bCs/>
-        </w:rPr>
-        <w:t>Everybody. What is logic?</w:t>
-      </w:r>
-      <w:r>
-        <w:t xml:space="preserve"> (pause, signal) → </w:t>
-      </w:r>
-      <w:r>
-        <w:rPr>
-          <w:i/>
-          <w:iCs/>
-        </w:rPr>
-        <w:t>Logic is the art of reasoning well.</w:t>
-      </w:r>
-    </w:p>
-    <w:p>
-      <w:pPr>
-        <w:spacing w:after="120" w:line="276" w:lineRule="auto"/>
-      </w:pPr>
-      <w:r>
-        <w:rPr>
-          <w:b/>
-          <w:bCs/>
-        </w:rPr>
-        <w:t>Everybody. A shepherd is a man who takes care of sheep.</w:t>
-      </w:r>
-      <w:r>
-        <w:t xml:space="preserve"> (pause, signal) → </w:t>
-      </w:r>
-      <w:r>
-        <w:rPr>
-          <w:i/>
-          <w:iCs/>
-        </w:rPr>
-        <w:t>Good.</w:t>
-      </w:r>
-    </w:p>
-    <w:p>
-      <w:pPr>
-        <w:spacing w:after="120" w:line="276" w:lineRule="auto"/>
-      </w:pPr>
-      <w:r>
-        <w:rPr>
-          <w:b/>
-          <w:bCs/>
-        </w:rPr>
-        <w:t>Everybody. A boat is a thing that floats.</w:t>
-      </w:r>
-      <w:r>
-        <w:t xml:space="preserve"> (pause, signal) → </w:t>
-      </w:r>
-      <w:r>
-        <w:rPr>
-          <w:i/>
-          <w:iCs/>
-        </w:rPr>
-        <w:t>Too wide.</w:t>
-      </w:r>
-      <w:r>
-        <w:t xml:space="preserve"> </w:t>
-      </w:r>
-      <w:r>
-        <w:rPr>
-          <w:b/>
-          <w:bCs/>
-        </w:rPr>
-        <w:t>Name the counterexample.</w:t>
-      </w:r>
-      <w:r>
-        <w:t xml:space="preserve"> </w:t>
-      </w:r>
-      <w:r>
-        <w:t xml:space="preserve">→ </w:t>
-      </w:r>
-      <w:r>
-        <w:rPr>
-          <w:i/>
-          <w:iCs/>
-        </w:rPr>
-        <w:t>A stick. / A duck.</w:t>
-      </w:r>
-    </w:p>
-    <w:p>
-      <w:pPr>
-        <w:spacing w:after="120" w:line="276" w:lineRule="auto"/>
-      </w:pPr>
-      <w:r>
-        <w:rPr>
-          <w:b/>
-          <w:bCs/>
-        </w:rPr>
-        <w:t>(12). A bird is a flying animal. Both faults.</w:t>
-      </w:r>
-      <w:r>
-        <w:t xml:space="preserve"> → </w:t>
-      </w:r>
-      <w:r>
-        <w:rPr>
-          <w:i/>
-          <w:iCs/>
-        </w:rPr>
-        <w:t>Too narrow — a penguin; too wide — a bat.</w:t>
-      </w:r>
-    </w:p>
-    <w:p>
-      <w:pPr>
-        <w:spacing w:after="120" w:line="276" w:lineRule="auto"/>
-      </w:pPr>
-      <w:r>
-        <w:rPr>
-          <w:b/>
-          <w:bCs/>
-        </w:rPr>
-        <w:t>(9). When someone answers with a list, say —</w:t>
-      </w:r>
-      <w:r>
-        <w:t xml:space="preserve"> → </w:t>
-      </w:r>
-      <w:r>
-        <w:rPr>
-          <w:i/>
-          <w:iCs/>
-        </w:rPr>
-        <w:t xml:space="preserve">That is a </w:t>
-      </w:r>
-      <w:r>
-        <w:rPr>
-          <w:i/>
-          <w:iCs/>
-        </w:rPr>
-        <w:t>List</w:t>
-      </w:r>
-      <w:r>
-        <w:rPr>
-          <w:i/>
-          <w:iCs/>
-        </w:rPr>
-        <w:t xml:space="preserve">, not </w:t>
-      </w:r>
-      <w:r>
-        <w:rPr>
-          <w:i/>
-          <w:iCs/>
-        </w:rPr>
-        <w:t>a definition</w:t>
-      </w:r>
-      <w:r>
-        <w:rPr>
-          <w:i/>
-          <w:iCs/>
-        </w:rPr>
-        <w:t>.</w:t>
+        <w:t>That is a list, not a definition.</w:t>
+      </w:r>
+      <w:r>
+        <w:rPr>
+          <w:i/>
+          <w:iCs/>
+        </w:rPr>
+      </w:r>
+      <w:r>
+        <w:rPr>
+          <w:i/>
+          <w:iCs/>
+        </w:rPr>
+      </w:r>
+      <w:r>
+        <w:rPr>
+          <w:i/>
+          <w:iCs/>
+        </w:rPr>
+      </w:r>
+      <w:r>
+        <w:rPr>
+          <w:i/>
+          <w:iCs/>
+        </w:rPr>
       </w:r>
     </w:p>
     <w:p>
@@ -17433,21 +17549,19 @@
           <w:b/>
           <w:bCs/>
         </w:rPr>
-        <w:t xml:space="preserve">A list is not a definition yet. That is a </w:t>
-      </w:r>
-      <w:r>
-        <w:rPr>
-          <w:b/>
-          <w:bCs/>
-        </w:rPr>
-        <w:t>List</w:t>
-      </w:r>
-      <w:r>
-        <w:rPr>
-          <w:b/>
-          <w:bCs/>
-        </w:rPr>
-        <w:t xml:space="preserve">, not </w:t>
+        <w:t>A list is not a definition yet. That is a list, not a definition.</w:t>
+      </w:r>
+      <w:r>
+        <w:rPr>
+          <w:b/>
+          <w:bCs/>
+        </w:rPr>
+      </w:r>
+      <w:r>
+        <w:rPr>
+          <w:b/>
+          <w:bCs/>
+        </w:rPr>
       </w:r>
       <w:proofErr w:type="gramStart"/>
       <w:r>
@@ -17455,7 +17569,6 @@
           <w:b/>
           <w:bCs/>
         </w:rPr>
-        <w:t>an</w:t>
       </w:r>
       <w:proofErr w:type="gramEnd"/>
       <w:r>
@@ -17463,21 +17576,18 @@
           <w:b/>
           <w:bCs/>
         </w:rPr>
-        <w:t xml:space="preserve"> </w:t>
-      </w:r>
-      <w:r>
-        <w:rPr>
-          <w:b/>
-          <w:bCs/>
-        </w:rPr>
-        <w:t>definition</w:t>
-      </w:r>
-      <w:r>
-        <w:rPr>
-          <w:b/>
-          <w:bCs/>
-        </w:rPr>
-        <w:t>.</w:t>
+      </w:r>
+      <w:r>
+        <w:rPr>
+          <w:b/>
+          <w:bCs/>
+        </w:rPr>
+      </w:r>
+      <w:r>
+        <w:rPr>
+          <w:b/>
+          <w:bCs/>
+        </w:rPr>
       </w:r>
       <w:r>
         <w:t xml:space="preserve"> Note missed items for step 4.</w:t>
@@ -17531,7 +17641,7 @@
           <w:b/>
           <w:bCs/>
         </w:rPr>
-        <w:t>Everybody. What is a shoe? — A shoe is a boot, a sandal, and a slipper.</w:t>
+        <w:t>Everybody. Definition or list? What is a shoe? — A shoe is a boot, a sandal, and a slipper.</w:t>
       </w:r>
       <w:r>
         <w:t xml:space="preserve"> (pause, signal) → </w:t>
@@ -17668,7 +17778,7 @@
           <w:b/>
           <w:bCs/>
         </w:rPr>
-        <w:t>Everybody. A triangle is a shape with three straight sides.</w:t>
+        <w:t>Everybody. Test it — good, too wide, or too narrow? A triangle is a shape with three straight sides.</w:t>
       </w:r>
       <w:r>
         <w:t xml:space="preserve"> (pause, signal) → </w:t>
@@ -18129,7 +18239,7 @@
           <w:b/>
           <w:bCs/>
         </w:rPr>
-        <w:t>(9). What is a bird? — A bird is a robin, a crow, and a duck.</w:t>
+        <w:t>(9). Definition or list? What is a bird? — A bird is a robin, a crow, and a duck.</w:t>
       </w:r>
       <w:r>
         <w:t xml:space="preserve"> → </w:t>
@@ -18254,21 +18364,20 @@
           <w:b/>
           <w:bCs/>
         </w:rPr>
-        <w:t xml:space="preserve">"Given a bad definition, both students produce a counterexample and say which rule it breaks, with no help — and both still spot </w:t>
-      </w:r>
-      <w:r>
-        <w:rPr>
-          <w:b/>
-          <w:bCs/>
-        </w:rPr>
-        <w:t>LIST</w:t>
-      </w:r>
-      <w:r>
-        <w:rPr>
-          <w:b/>
-          <w:bCs/>
-        </w:rPr>
-        <w:t xml:space="preserve"> against ANSWER instantly."</w:t>
+        <w:t>"Given a bad definition, both students produce a counterexample and say which rule it breaks, with no help — and both still spot LIST against DEFINITION instantly</w:t>
+      </w:r>
+      <w:r>
+        <w:rPr>
+          <w:b/>
+          <w:bCs/>
+        </w:rPr>
+      </w:r>
+      <w:r>
+        <w:rPr>
+          <w:b/>
+          <w:bCs/>
+        </w:rPr>
+        <w:t>."</w:t>
       </w:r>
     </w:p>
     <w:p>
@@ -18437,7 +18546,7 @@
           <w:b/>
           <w:bCs/>
         </w:rPr>
-        <w:t>What is a spoon? — A spoon is a teaspoon, a soup spoon, and a wooden spoon.</w:t>
+        <w:t>Definition or list? What is a spoon? — A spoon is a teaspoon, a soup spoon, and a wooden spoon.</w:t>
       </w:r>
       <w:r>
         <w:t xml:space="preserve"> → </w:t>
@@ -18464,7 +18573,7 @@
           <w:b/>
           <w:bCs/>
         </w:rPr>
-        <w:t>What is a spoon? — A spoon is a tool for lifting food.</w:t>
+        <w:t>Definition or list? What is a spoon? — A spoon is a tool for lifting food.</w:t>
       </w:r>
       <w:r>
         <w:t xml:space="preserve"> → </w:t>
@@ -18472,9 +18581,14 @@
       <w:r>
         <w:rPr>
           <w:i/>
-          <w:iCs/>
-        </w:rPr>
-        <w:t>Answer.</w:t>
+        </w:rPr>
+        <w:t>Definition.</w:t>
+      </w:r>
+      <w:r>
+        <w:rPr>
+          <w:i/>
+          <w:iCs/>
+        </w:rPr>
       </w:r>
       <w:r>
         <w:t xml:space="preserve"> / </w:t>
@@ -18484,7 +18598,7 @@
           <w:b/>
           <w:bCs/>
         </w:rPr>
-        <w:t>What is a tree? — A tree is an oak, a pine, and a maple.</w:t>
+        <w:t>Definition or list? What is a tree? — A tree is an oak, a pine, and a maple.</w:t>
       </w:r>
       <w:r>
         <w:t xml:space="preserve"> → </w:t>
@@ -18511,7 +18625,7 @@
           <w:b/>
           <w:bCs/>
         </w:rPr>
-        <w:t>Sheep.</w:t>
+        <w:t>Which act of the mind? Sheep.</w:t>
       </w:r>
       <w:r>
         <w:t xml:space="preserve"> → </w:t>
@@ -18531,7 +18645,7 @@
           <w:b/>
           <w:bCs/>
         </w:rPr>
-        <w:t>Sheep eat grass.</w:t>
+        <w:t>Which act of the mind? Sheep eat grass.</w:t>
       </w:r>
       <w:r>
         <w:t xml:space="preserve"> → </w:t>
@@ -18551,7 +18665,7 @@
           <w:b/>
           <w:bCs/>
         </w:rPr>
-        <w:t>Shear the sheep!</w:t>
+        <w:t>Which act of the mind? Shear the sheep!</w:t>
       </w:r>
       <w:r>
         <w:t xml:space="preserve"> → </w:t>
@@ -18571,7 +18685,7 @@
           <w:b/>
           <w:bCs/>
         </w:rPr>
-        <w:t>Every sheep has wool, so this sheep has wool.</w:t>
+        <w:t>Which act of the mind? Every sheep has wool, so this sheep has wool.</w:t>
       </w:r>
       <w:r>
         <w:t xml:space="preserve"> → </w:t>
@@ -19167,7 +19281,7 @@
           <w:b/>
           <w:bCs/>
         </w:rPr>
-        <w:t>A candle is a stick of wax with a wick for burning.</w:t>
+        <w:t>Test it — good, too wide, or too narrow? A candle is a stick of wax with a wick for burning.</w:t>
       </w:r>
       <w:r>
         <w:t xml:space="preserve"> → </w:t>
@@ -19227,7 +19341,7 @@
           <w:b/>
           <w:bCs/>
         </w:rPr>
-        <w:t>What is a friend? — A friend is Peter, James, and John.</w:t>
+        <w:t>Definition or list? What is a friend? — A friend is Peter, James, and John.</w:t>
       </w:r>
       <w:r>
         <w:t xml:space="preserve"> → </w:t>
@@ -19781,7 +19895,7 @@
           <w:b/>
           <w:bCs/>
         </w:rPr>
-        <w:t>"A dog is an animal that barks" was an ANSWER yesterday and is TOO NARROW today.</w:t>
+        <w:t>"A dog is an animal that barks" was a DEFINITION yesterday and is TOO NARROW today.</w:t>
       </w:r>
       <w:r>
         <w:t xml:space="preserve"> That is not a </w:t>
@@ -20514,13 +20628,11 @@
         <w:t>ONE / TWO / THREE</w:t>
       </w:r>
       <w:r>
-        <w:t xml:space="preserve"> (03) — Kept short and parallel with ANSWER/</w:t>
-      </w:r>
-      <w:r>
-        <w:t>LIST</w:t>
-      </w:r>
-      <w:r>
-        <w:t xml:space="preserve"> and GOOD/WIDE/NARROW. Safe only because the number-answer warm-up was removed — see next row.</w:t>
+        <w:t xml:space="preserve"> (03) — Kept short and parallel with DEFINITION/LIST and GOOD/WIDE/NARROW</w:t>
+      </w:r>
+      <w:r/>
+      <w:r>
+        <w:t>. Safe only because the number-answer warm-up was removed — see next row.</w:t>
       </w:r>
     </w:p>
     <w:p>
@@ -20618,13 +20730,11 @@
         <w:t>words → thoughts → things</w:t>
       </w:r>
       <w:r>
-        <w:t>. All three act names, the ANSWER/</w:t>
-      </w:r>
-      <w:r>
-        <w:t>LIST</w:t>
-      </w:r>
-      <w:r>
-        <w:t xml:space="preserve"> box, and the two Rules now go up and stay up. This is the single largest usability gain for the 9-year-old.</w:t>
+        <w:t>. All three act names, the DEFINITION/LIST box</w:t>
+      </w:r>
+      <w:r/>
+      <w:r>
+        <w:t>, and the two Rules now go up and stay up. This is the single largest usability gain for the 9-year-old.</w:t>
       </w:r>
     </w:p>
     <w:p>
